--- a/downloads/student/ai-4-week-03.docx
+++ b/downloads/student/ai-4-week-03.docx
@@ -1892,6 +1892,16 @@
     <w:p>
       <w:r>
         <w:t>Regression error and category accuracy measure different targets; neither alone covers every use consequence.</w:t>
+      </w:r>
+    </w:p>
+    <w:p>
+      <w:r>
+        <w:t>Read the labelled picture: Did regression MAE improve when the boundary changed? Point to the relevant step in the picture, then write the changed result and the rule or evidence that supports it.</w:t>
+      </w:r>
+    </w:p>
+    <w:p>
+      <w:r>
+        <w:t>Change one thing: Change the category boundary to strictly greater than 7 cm. Predict the result before checking the explanation. What remains the same?</w:t>
       </w:r>
     </w:p>
     <w:p>
@@ -3718,6 +3728,187 @@
     <w:p>
       <w:r>
         <w:t>Attempt the independent case before hints. Record whether you worked alone, used a hint or followed a model. After feedback, fix the first unsupported step and explain why it changed. A later check uses a changed case, not a copied answer.</w:t>
+      </w:r>
+    </w:p>
+    <w:p>
+      <w:pPr>
+        <w:pStyle w:val="Heading1"/>
+      </w:pPr>
+      <w:r>
+        <w:t>15. Your lesson route</w:t>
+      </w:r>
+    </w:p>
+    <w:p>
+      <w:r>
+        <w:t>Start with this question: Distinguish predicting growth height from predicting a growth category.</w:t>
+      </w:r>
+    </w:p>
+    <w:tbl>
+      <w:tblPr>
+        <w:tblStyle w:val="LightShading-Accent1"/>
+        <w:tblW w:type="auto" w:w="0"/>
+        <w:tblLook w:firstColumn="1" w:firstRow="1" w:lastColumn="0" w:lastRow="0" w:noHBand="0" w:noVBand="1" w:val="04A0"/>
+      </w:tblPr>
+      <w:tblGrid>
+        <w:gridCol w:w="5112"/>
+        <w:gridCol w:w="5112"/>
+      </w:tblGrid>
+      <w:tr>
+        <w:trPr>
+          <w:tblHeader/>
+        </w:trPr>
+        <w:tc>
+          <w:tcPr>
+            <w:tcW w:type="dxa" w:w="5112"/>
+          </w:tcPr>
+          <w:p>
+            <w:r>
+              <w:t>By the end, I can</w:t>
+            </w:r>
+          </w:p>
+        </w:tc>
+        <w:tc>
+          <w:tcPr>
+            <w:tcW w:type="dxa" w:w="5112"/>
+          </w:tcPr>
+          <w:p>
+            <w:r>
+              <w:t>How I will show it</w:t>
+            </w:r>
+          </w:p>
+        </w:tc>
+      </w:tr>
+      <w:tr>
+        <w:tc>
+          <w:tcPr>
+            <w:tcW w:type="dxa" w:w="5112"/>
+          </w:tcPr>
+          <w:p>
+            <w:r>
+              <w:t>Identify a task from the meaning of its target</w:t>
+            </w:r>
+          </w:p>
+        </w:tc>
+        <w:tc>
+          <w:tcPr>
+            <w:tcW w:type="dxa" w:w="5112"/>
+          </w:tcPr>
+          <w:p>
+            <w:r>
+              <w:t>Explain the deciding step, show a trace or test, and state one limit.</w:t>
+            </w:r>
+          </w:p>
+        </w:tc>
+      </w:tr>
+      <w:tr>
+        <w:tc>
+          <w:tcPr>
+            <w:tcW w:type="dxa" w:w="5112"/>
+          </w:tcPr>
+          <w:p>
+            <w:r>
+              <w:t>Distinguish category agreement from numerical error</w:t>
+            </w:r>
+          </w:p>
+        </w:tc>
+        <w:tc>
+          <w:tcPr>
+            <w:tcW w:type="dxa" w:w="5112"/>
+          </w:tcPr>
+          <w:p>
+            <w:r>
+              <w:t>Explain the deciding step, show a trace or test, and state one limit.</w:t>
+            </w:r>
+          </w:p>
+        </w:tc>
+      </w:tr>
+      <w:tr>
+        <w:tc>
+          <w:tcPr>
+            <w:tcW w:type="dxa" w:w="5112"/>
+          </w:tcPr>
+          <w:p>
+            <w:r>
+              <w:t>Specify outputs and checks that match a user need</w:t>
+            </w:r>
+          </w:p>
+        </w:tc>
+        <w:tc>
+          <w:tcPr>
+            <w:tcW w:type="dxa" w:w="5112"/>
+          </w:tcPr>
+          <w:p>
+            <w:r>
+              <w:t>Explain the deciding step, show a trace or test, and state one limit.</w:t>
+            </w:r>
+          </w:p>
+        </w:tc>
+      </w:tr>
+    </w:tbl>
+    <w:p>
+      <w:r>
+        <w:t>Remember → watch and explain → try with help → investigate → try independently → keep project evidence. Your teacher may spread this lesson across several classes.</w:t>
+      </w:r>
+    </w:p>
+    <w:p>
+      <w:r>
+        <w:t>Keep your first prediction. Compare it with what the evidence shows and explain any change.</w:t>
+      </w:r>
+    </w:p>
+    <w:p>
+      <w:pPr>
+        <w:pStyle w:val="Heading1"/>
+      </w:pPr>
+      <w:r>
+        <w:t>16. Finish and return</w:t>
+      </w:r>
+    </w:p>
+    <w:p>
+      <w:r>
+        <w:t>Close your notes. Explain this goal in your own words: Identify a task from the meaning of its target</w:t>
+      </w:r>
+    </w:p>
+    <w:p>
+      <w:pPr>
+        <w:pStyle w:val="Heading3"/>
+      </w:pPr>
+      <w:r>
+        <w:t>My deciding step, evidence and one remaining question</w:t>
+      </w:r>
+    </w:p>
+    <w:p>
+      <w:r>
+        <w:t>________________________________________________________________</w:t>
+      </w:r>
+    </w:p>
+    <w:p>
+      <w:r>
+        <w:t>________________________________________________________________</w:t>
+      </w:r>
+    </w:p>
+    <w:p>
+      <w:r>
+        <w:t>________________________________________________________________</w:t>
+      </w:r>
+    </w:p>
+    <w:p>
+      <w:r>
+        <w:t>________________________________________________________________</w:t>
+      </w:r>
+    </w:p>
+    <w:p>
+      <w:r>
+        <w:t>________________________________________________________________</w:t>
+      </w:r>
+    </w:p>
+    <w:p>
+      <w:r>
+        <w:t>If you are unsure, return to the worked picture and explain one arrow. If you are ready, change an input or assumption and justify your prediction.</w:t>
+      </w:r>
+    </w:p>
+    <w:p>
+      <w:r>
+        <w:t>Save your workbook evidence. At the next review, try a different case before opening your old answer.</w:t>
       </w:r>
     </w:p>
     <w:sectPr>

--- a/downloads/student/ai-4-week-03.docx
+++ b/downloads/student/ai-4-week-03.docx
@@ -3909,6 +3909,205 @@
     <w:p>
       <w:r>
         <w:t>Save your workbook evidence. At the next review, try a different case before opening your old answer.</w:t>
+      </w:r>
+    </w:p>
+    <w:p>
+      <w:pPr>
+        <w:pStyle w:val="Heading1"/>
+      </w:pPr>
+      <w:r>
+        <w:t>17. Supported practice, repair and portfolio</w:t>
+      </w:r>
+    </w:p>
+    <w:p>
+      <w:r>
+        <w:t>Use this supported practice once, in the browser or on paper. Keep the reserved independent assessment for a separate first attempt before teacher feedback.</w:t>
+      </w:r>
+    </w:p>
+    <w:p>
+      <w:r>
+        <w:t>Distinguish predicting growth height from predicting a growth category.</w:t>
+      </w:r>
+    </w:p>
+    <w:p>
+      <w:pPr>
+        <w:pStyle w:val="Heading3"/>
+      </w:pPr>
+      <w:r>
+        <w:t>Practice 1: explain the deciding evidence</w:t>
+      </w:r>
+    </w:p>
+    <w:p>
+      <w:r>
+        <w:t>Which labelled step matches this detail? Estimated classes are short, short, tall: 2/3 correct.</w:t>
+      </w:r>
+    </w:p>
+    <w:p>
+      <w:r>
+        <w:t>1. Actual categories</w:t>
+      </w:r>
+    </w:p>
+    <w:p>
+      <w:r>
+        <w:t>2. Regression errors</w:t>
+      </w:r>
+    </w:p>
+    <w:p>
+      <w:r>
+        <w:t>3. Predicted categories</w:t>
+      </w:r>
+    </w:p>
+    <w:p>
+      <w:pPr>
+        <w:pStyle w:val="Heading3"/>
+      </w:pPr>
+      <w:r>
+        <w:t>My selected conclusion, deciding fact and explanation</w:t>
+      </w:r>
+    </w:p>
+    <w:p>
+      <w:r>
+        <w:t>________________________________________________________________</w:t>
+      </w:r>
+    </w:p>
+    <w:p>
+      <w:r>
+        <w:t>________________________________________________________________</w:t>
+      </w:r>
+    </w:p>
+    <w:p>
+      <w:r>
+        <w:t>________________________________________________________________</w:t>
+      </w:r>
+    </w:p>
+    <w:p>
+      <w:r>
+        <w:t>________________________________________________________________</w:t>
+      </w:r>
+    </w:p>
+    <w:p>
+      <w:r>
+        <w:t>________________________________________________________________</w:t>
+      </w:r>
+    </w:p>
+    <w:p>
+      <w:r>
+        <w:t>Hint if needed: Read the steps in the pictorial case. Match the supplied detail to the stage that performs or records it.</w:t>
+      </w:r>
+    </w:p>
+    <w:p>
+      <w:r>
+        <w:t>After your attempt, compare with the supported explanation: Predicted categories Estimated classes are short, short, tall: 2/3 correct. Read the picture in order. Estimated classes are short, short, tall: 2/3 correct. The arrows show which recorded input or intermediate result each decision uses. Explain the deciding step aloud before checking the changed case; pointing to the final answer alone does not show how it follows.</w:t>
+      </w:r>
+    </w:p>
+    <w:p>
+      <w:pPr>
+        <w:pStyle w:val="Heading3"/>
+      </w:pPr>
+      <w:r>
+        <w:t>Practice 2: explain the deciding evidence</w:t>
+      </w:r>
+    </w:p>
+    <w:p>
+      <w:r>
+        <w:t>Changed-case practice: Change the category boundary to strictly greater than 7 cm. Which conclusion is supported by the supplied facts?</w:t>
+      </w:r>
+    </w:p>
+    <w:p>
+      <w:r>
+        <w:t>1. This one example guarantees correct results for every future input.</w:t>
+      </w:r>
+    </w:p>
+    <w:p>
+      <w:r>
+        <w:t>2. We can decide the result without examining the changed input or the procedure.</w:t>
+      </w:r>
+    </w:p>
+    <w:p>
+      <w:r>
+        <w:t>3. Actual and estimated categories both become short, short, tall: 3/3 correct.</w:t>
+      </w:r>
+    </w:p>
+    <w:p>
+      <w:pPr>
+        <w:pStyle w:val="Heading3"/>
+      </w:pPr>
+      <w:r>
+        <w:t>My selected conclusion, deciding fact and explanation</w:t>
+      </w:r>
+    </w:p>
+    <w:p>
+      <w:r>
+        <w:t>________________________________________________________________</w:t>
+      </w:r>
+    </w:p>
+    <w:p>
+      <w:r>
+        <w:t>________________________________________________________________</w:t>
+      </w:r>
+    </w:p>
+    <w:p>
+      <w:r>
+        <w:t>________________________________________________________________</w:t>
+      </w:r>
+    </w:p>
+    <w:p>
+      <w:r>
+        <w:t>________________________________________________________________</w:t>
+      </w:r>
+    </w:p>
+    <w:p>
+      <w:r>
+        <w:t>________________________________________________________________</w:t>
+      </w:r>
+    </w:p>
+    <w:p>
+      <w:r>
+        <w:t>Hint if needed: Use the changed condition and the deciding step in the pictorial trace. The answer must say what follows from those facts.</w:t>
+      </w:r>
+    </w:p>
+    <w:p>
+      <w:r>
+        <w:t>After your attempt, compare with the supported explanation: Actual and estimated categories both become short, short, tall: 3/3 correct. The numerical estimates did not improve; the decision definition changed.</w:t>
+      </w:r>
+    </w:p>
+    <w:p>
+      <w:pPr>
+        <w:pStyle w:val="Heading3"/>
+      </w:pPr>
+      <w:r>
+        <w:t>Repair a missing building block</w:t>
+      </w:r>
+    </w:p>
+    <w:p>
+      <w:r>
+        <w:t>Review Features, Labels, Targets (ai-4/2). Goal: Separate prediction inputs from observed targets. Short practice: Why can a historical table contain a field that is an invalid input? Point to the relevant step in the picture, then write the changed result and the rule or evidence that supports it.. Return to this week and explain what you changed.</w:t>
+      </w:r>
+    </w:p>
+    <w:p>
+      <w:pPr>
+        <w:pStyle w:val="Heading3"/>
+      </w:pPr>
+      <w:r>
+        <w:t>Predict, run and debug</w:t>
+      </w:r>
+    </w:p>
+    <w:p>
+      <w:r>
+        <w:t>The browser lab lets you edit the supported Python examples already included in this lesson. Predict first, run, inspect the actual output or error, change one input, then run again. Keep code, predictions, actual results and a reasoned revision together. On paper, label your result as a trace rather than an execution.</w:t>
+      </w:r>
+    </w:p>
+    <w:p>
+      <w:pPr>
+        <w:pStyle w:val="Heading3"/>
+      </w:pPr>
+      <w:r>
+        <w:t>Keep your completed work</w:t>
+      </w:r>
+    </w:p>
+    <w:p>
+      <w:r>
+        <w:t>Use Download completed work in the hosted lesson to export your answers, reflections, practice feedback and code-run evidence. Open the HTML copy to read or print it. Drafts stay in this browser when storage is available; clear drafts on a shared device.</w:t>
       </w:r>
     </w:p>
     <w:sectPr>

--- a/downloads/student/ai-4-week-03.docx
+++ b/downloads/student/ai-4-week-03.docx
@@ -42,6 +42,11 @@
       </w:r>
     </w:p>
     <w:p>
+      <w:r>
+        <w:t>Start with the target: Identify a task from the meaning of its target. Try the recall before opening notes.</w:t>
+      </w:r>
+    </w:p>
+    <w:p>
       <w:pPr>
         <w:pStyle w:val="Heading3"/>
       </w:pPr>
@@ -50,18 +55,48 @@
       </w:r>
     </w:p>
     <w:p>
-      <w:r>
+      <w:pPr>
+        <w:spacing w:line="336" w:lineRule="auto" w:after="180"/>
+      </w:pPr>
+      <w:r>
+        <w:rPr>
+          <w:b w:val="0"/>
+        </w:rPr>
         <w:t>I can identify a task from the meaning of its target.</w:t>
       </w:r>
     </w:p>
     <w:p>
-      <w:r>
+      <w:pPr>
+        <w:spacing w:line="336" w:lineRule="auto" w:after="180"/>
+      </w:pPr>
+      <w:r>
+        <w:rPr>
+          <w:b w:val="0"/>
+        </w:rPr>
         <w:t>I can distinguish category agreement from numerical error.</w:t>
       </w:r>
     </w:p>
     <w:p>
-      <w:r>
-        <w:t>I can specify outputs and checks that match a user need.</w:t>
+      <w:pPr>
+        <w:spacing w:line="336" w:lineRule="auto" w:after="180"/>
+      </w:pPr>
+      <w:r>
+        <w:rPr>
+          <w:b w:val="0"/>
+        </w:rPr>
+        <w:t xml:space="preserve">I can specify </w:t>
+      </w:r>
+      <w:r>
+        <w:rPr>
+          <w:b/>
+        </w:rPr>
+        <w:t>output</w:t>
+      </w:r>
+      <w:r>
+        <w:rPr>
+          <w:b w:val="0"/>
+        </w:rPr>
+        <w:t>s and checks that match a user need.</w:t>
       </w:r>
     </w:p>
     <w:p>
@@ -73,23 +108,89 @@
       </w:r>
     </w:p>
     <w:p>
-      <w:r>
+      <w:pPr>
+        <w:spacing w:line="336" w:lineRule="auto" w:after="180"/>
+      </w:pPr>
+      <w:r>
+        <w:rPr>
+          <w:b w:val="0"/>
+        </w:rPr>
         <w:t>Close your notes first. A rough first answer helps us choose the right starting point; it is not a score for your ability.</w:t>
       </w:r>
     </w:p>
     <w:p>
-      <w:r>
+      <w:pPr>
+        <w:spacing w:line="336" w:lineRule="auto" w:after="180"/>
+      </w:pPr>
+      <w:r>
+        <w:rPr>
+          <w:b w:val="0"/>
+        </w:rPr>
         <w:t>Without opening the old lesson, explain one key idea from Features, Labels, Targets. Give an example and a mistake that the idea helps you avoid.</w:t>
       </w:r>
     </w:p>
     <w:p>
-      <w:r>
-        <w:t>After trying, check the relevant lesson or ask your teacher. Change the part of your explanation that the evidence shows was wrong.</w:t>
-      </w:r>
-    </w:p>
-    <w:p>
-      <w:r>
-        <w:t>Classification predicts a category; regression predicts a numerical quantity. The target—not the input format—determines the task type.</w:t>
+      <w:pPr>
+        <w:spacing w:line="336" w:lineRule="auto" w:after="180"/>
+      </w:pPr>
+      <w:r>
+        <w:rPr>
+          <w:b w:val="0"/>
+        </w:rPr>
+        <w:t xml:space="preserve">After trying, check the relevant lesson or ask your teacher. Change the part of your explanation that the </w:t>
+      </w:r>
+      <w:r>
+        <w:rPr>
+          <w:b/>
+        </w:rPr>
+        <w:t>evidence</w:t>
+      </w:r>
+      <w:r>
+        <w:rPr>
+          <w:b w:val="0"/>
+        </w:rPr>
+        <w:t xml:space="preserve"> shows was wrong.</w:t>
+      </w:r>
+    </w:p>
+    <w:p>
+      <w:pPr>
+        <w:spacing w:line="336" w:lineRule="auto" w:after="180"/>
+      </w:pPr>
+      <w:r>
+        <w:rPr>
+          <w:b/>
+        </w:rPr>
+        <w:t>Classification</w:t>
+      </w:r>
+      <w:r>
+        <w:rPr>
+          <w:b w:val="0"/>
+        </w:rPr>
+        <w:t xml:space="preserve"> predicts a category; </w:t>
+      </w:r>
+      <w:r>
+        <w:rPr>
+          <w:b/>
+        </w:rPr>
+        <w:t>regression</w:t>
+      </w:r>
+      <w:r>
+        <w:rPr>
+          <w:b w:val="0"/>
+        </w:rPr>
+        <w:t xml:space="preserve"> predicts a numerical quantity. The target—not the </w:t>
+      </w:r>
+      <w:r>
+        <w:rPr>
+          <w:b/>
+        </w:rPr>
+        <w:t>input</w:t>
+      </w:r>
+      <w:r>
+        <w:rPr>
+          <w:b w:val="0"/>
+        </w:rPr>
+        <w:t xml:space="preserve"> format—determines the task type.</w:t>
       </w:r>
     </w:p>
     <w:p>
@@ -129,12 +230,45 @@
       </w:r>
     </w:p>
     <w:p>
-      <w:r>
-        <w:t>LEARNING TARGET  System A predicts class codes 0=oak,1=maple. System B predicts leaf area in cm². Name the task types and explain why code 1 is not 'one more species' than code 0.</w:t>
-      </w:r>
-    </w:p>
-    <w:p>
-      <w:r>
+      <w:pPr>
+        <w:pStyle w:val="Heading3"/>
+      </w:pPr>
+      <w:r>
+        <w:t>Your target</w:t>
+      </w:r>
+    </w:p>
+    <w:p>
+      <w:pPr>
+        <w:spacing w:line="336" w:lineRule="auto" w:after="180"/>
+        <w:shd w:fill="EDF7F3"/>
+      </w:pPr>
+      <w:r>
+        <w:rPr>
+          <w:b w:val="0"/>
+        </w:rPr>
+        <w:t xml:space="preserve">LEARNING TARGET  System A predicts </w:t>
+      </w:r>
+      <w:r>
+        <w:rPr>
+          <w:b/>
+        </w:rPr>
+        <w:t>class</w:t>
+      </w:r>
+      <w:r>
+        <w:rPr>
+          <w:b w:val="0"/>
+        </w:rPr>
+        <w:t xml:space="preserve"> codes 0=oak,1=maple. System B predicts leaf area in cm². Name the task types and explain why code 1 is not 'one more species' than code 0.</w:t>
+      </w:r>
+    </w:p>
+    <w:p>
+      <w:pPr>
+        <w:spacing w:line="336" w:lineRule="auto" w:after="180"/>
+      </w:pPr>
+      <w:r>
+        <w:rPr>
+          <w:b w:val="0"/>
+        </w:rPr>
         <w:t>Builder name and experiment date:</w:t>
       </w:r>
     </w:p>
@@ -147,8 +281,26 @@
       </w:r>
     </w:p>
     <w:p>
-      <w:r>
-        <w:t>At dispatch, may the observed arrival duration be used as an input to predict that same trip duration? Explain.</w:t>
+      <w:pPr>
+        <w:spacing w:line="336" w:lineRule="auto" w:after="180"/>
+      </w:pPr>
+      <w:r>
+        <w:rPr>
+          <w:b w:val="0"/>
+        </w:rPr>
+        <w:t xml:space="preserve">At dispatch, may the observed arrival duration be used as an </w:t>
+      </w:r>
+      <w:r>
+        <w:rPr>
+          <w:b/>
+        </w:rPr>
+        <w:t>input</w:t>
+      </w:r>
+      <w:r>
+        <w:rPr>
+          <w:b w:val="0"/>
+        </w:rPr>
+        <w:t xml:space="preserve"> to predict that same trip duration? Explain.</w:t>
       </w:r>
     </w:p>
     <w:p>
@@ -160,8 +312,38 @@
       </w:r>
     </w:p>
     <w:p>
-      <w:r>
-        <w:t>By the end, I can explain classification or regression? using a traced example and a stated limitation.</w:t>
+      <w:pPr>
+        <w:spacing w:line="336" w:lineRule="auto" w:after="180"/>
+      </w:pPr>
+      <w:r>
+        <w:rPr>
+          <w:b w:val="0"/>
+        </w:rPr>
+        <w:t xml:space="preserve">By the end, I can explain </w:t>
+      </w:r>
+      <w:r>
+        <w:rPr>
+          <w:b/>
+        </w:rPr>
+        <w:t>classification</w:t>
+      </w:r>
+      <w:r>
+        <w:rPr>
+          <w:b w:val="0"/>
+        </w:rPr>
+        <w:t xml:space="preserve"> or </w:t>
+      </w:r>
+      <w:r>
+        <w:rPr>
+          <w:b/>
+        </w:rPr>
+        <w:t>regression</w:t>
+      </w:r>
+      <w:r>
+        <w:rPr>
+          <w:b w:val="0"/>
+        </w:rPr>
+        <w:t>? using a traced example and a stated limitation.</w:t>
       </w:r>
     </w:p>
     <w:p>
@@ -174,6 +356,17 @@
     </w:p>
     <w:p>
       <w:r>
+        <w:t>Investigate the supplied Classification or Regression? case. Separate observations, given facts and assumptions before choosing an explanation.</w:t>
+      </w:r>
+    </w:p>
+    <w:p>
+      <w:pPr>
+        <w:spacing w:line="336" w:lineRule="auto" w:after="180"/>
+      </w:pPr>
+      <w:r>
+        <w:rPr>
+          <w:b/>
+        </w:rPr>
         <w:t>PICTURE ENTRY</w:t>
       </w:r>
     </w:p>
@@ -186,8 +379,26 @@
       </w:r>
     </w:p>
     <w:p>
-      <w:r>
-        <w:t>Begin with visible evidence; do not explain more than the picture and information support.</w:t>
+      <w:pPr>
+        <w:spacing w:line="336" w:lineRule="auto" w:after="180"/>
+      </w:pPr>
+      <w:r>
+        <w:rPr>
+          <w:b w:val="0"/>
+        </w:rPr>
+        <w:t xml:space="preserve">Begin with visible </w:t>
+      </w:r>
+      <w:r>
+        <w:rPr>
+          <w:b/>
+        </w:rPr>
+        <w:t>evidence</w:t>
+      </w:r>
+      <w:r>
+        <w:rPr>
+          <w:b w:val="0"/>
+        </w:rPr>
+        <w:t>; do not explain more than the picture and information support.</w:t>
       </w:r>
     </w:p>
     <w:p>
@@ -227,33 +438,162 @@
       </w:r>
     </w:p>
     <w:p>
-      <w:r>
-        <w:t>MYSTERY  The team must use classification or regression? to solve a model-building problem. What information do they have? What important evidence is still missing?</w:t>
-      </w:r>
-    </w:p>
-    <w:p>
-      <w:r>
+      <w:pPr>
+        <w:pStyle w:val="Heading3"/>
+      </w:pPr>
+      <w:r>
+        <w:t>Start with this puzzle</w:t>
+      </w:r>
+    </w:p>
+    <w:p>
+      <w:pPr>
+        <w:spacing w:line="336" w:lineRule="auto" w:after="180"/>
+        <w:shd w:fill="F1F6FC"/>
+      </w:pPr>
+      <w:r>
+        <w:rPr>
+          <w:b w:val="0"/>
+        </w:rPr>
+        <w:t xml:space="preserve">MYSTERY  The team must use </w:t>
+      </w:r>
+      <w:r>
+        <w:rPr>
+          <w:b/>
+        </w:rPr>
+        <w:t>classification</w:t>
+      </w:r>
+      <w:r>
+        <w:rPr>
+          <w:b w:val="0"/>
+        </w:rPr>
+        <w:t xml:space="preserve"> or </w:t>
+      </w:r>
+      <w:r>
+        <w:rPr>
+          <w:b/>
+        </w:rPr>
+        <w:t>regression</w:t>
+      </w:r>
+      <w:r>
+        <w:rPr>
+          <w:b w:val="0"/>
+        </w:rPr>
+        <w:t xml:space="preserve">? to solve a model-building problem. What information do they have? What important </w:t>
+      </w:r>
+      <w:r>
+        <w:rPr>
+          <w:b/>
+        </w:rPr>
+        <w:t>evidence</w:t>
+      </w:r>
+      <w:r>
+        <w:rPr>
+          <w:b w:val="0"/>
+        </w:rPr>
+        <w:t xml:space="preserve"> is still missing?</w:t>
+      </w:r>
+    </w:p>
+    <w:p>
+      <w:pPr>
+        <w:spacing w:line="336" w:lineRule="auto" w:after="180"/>
+      </w:pPr>
+      <w:r>
+        <w:rPr>
+          <w:b w:val="0"/>
+        </w:rPr>
         <w:t>Name three visible details without interpreting them.</w:t>
       </w:r>
     </w:p>
     <w:p>
-      <w:r>
+      <w:pPr>
+        <w:spacing w:line="336" w:lineRule="auto" w:after="180"/>
+      </w:pPr>
+      <w:r>
+        <w:rPr>
+          <w:b w:val="0"/>
+        </w:rPr>
         <w:t>Predict the data, model, or evaluation decision being made.</w:t>
       </w:r>
     </w:p>
     <w:p>
-      <w:r>
+      <w:pPr>
+        <w:spacing w:line="336" w:lineRule="auto" w:after="180"/>
+      </w:pPr>
+      <w:r>
+        <w:rPr>
+          <w:b w:val="0"/>
+        </w:rPr>
         <w:t>Identify one hidden assumption that could change the result.</w:t>
       </w:r>
     </w:p>
     <w:p>
-      <w:r>
-        <w:t>State what evidence would confirm or reject your prediction.</w:t>
-      </w:r>
-    </w:p>
-    <w:p>
-      <w:r>
-        <w:t>My prediction and supporting evidence:</w:t>
+      <w:pPr>
+        <w:spacing w:line="336" w:lineRule="auto" w:after="180"/>
+      </w:pPr>
+      <w:r>
+        <w:rPr>
+          <w:b w:val="0"/>
+        </w:rPr>
+        <w:t xml:space="preserve">State what </w:t>
+      </w:r>
+      <w:r>
+        <w:rPr>
+          <w:b/>
+        </w:rPr>
+        <w:t>evidence</w:t>
+      </w:r>
+      <w:r>
+        <w:rPr>
+          <w:b w:val="0"/>
+        </w:rPr>
+        <w:t xml:space="preserve"> would confirm or reject your </w:t>
+      </w:r>
+      <w:r>
+        <w:rPr>
+          <w:b/>
+        </w:rPr>
+        <w:t>prediction</w:t>
+      </w:r>
+      <w:r>
+        <w:rPr>
+          <w:b w:val="0"/>
+        </w:rPr>
+        <w:t>.</w:t>
+      </w:r>
+    </w:p>
+    <w:p>
+      <w:pPr>
+        <w:spacing w:line="336" w:lineRule="auto" w:after="180"/>
+      </w:pPr>
+      <w:r>
+        <w:rPr>
+          <w:b w:val="0"/>
+        </w:rPr>
+        <w:t xml:space="preserve">My </w:t>
+      </w:r>
+      <w:r>
+        <w:rPr>
+          <w:b/>
+        </w:rPr>
+        <w:t>prediction</w:t>
+      </w:r>
+      <w:r>
+        <w:rPr>
+          <w:b w:val="0"/>
+        </w:rPr>
+        <w:t xml:space="preserve"> and supporting </w:t>
+      </w:r>
+      <w:r>
+        <w:rPr>
+          <w:b/>
+        </w:rPr>
+        <w:t>evidence</w:t>
+      </w:r>
+      <w:r>
+        <w:rPr>
+          <w:b w:val="0"/>
+        </w:rPr>
+        <w:t>:</w:t>
       </w:r>
     </w:p>
     <w:p>
@@ -265,8 +605,37 @@
       </w:r>
     </w:p>
     <w:p>
-      <w:r>
-        <w:t>At robot dispatch, we can ask two questions about the same fictional trip. Will it take more than 10 minutes? Or how many minutes will it take? The first asks for a category. The second asks for an amount with units. The target question determines the task, even if both models would use the same dispatch-time inputs.</w:t>
+      <w:pPr>
+        <w:spacing w:line="336" w:lineRule="auto" w:after="180"/>
+      </w:pPr>
+      <w:r>
+        <w:rPr>
+          <w:b w:val="0"/>
+        </w:rPr>
+        <w:t>At robot dispatch, we can ask two questions about the same fictional trip. Will it take more than 10 minutes? Or how many minutes will it take? The first asks for a category. The second asks for an amount with units.</w:t>
+      </w:r>
+    </w:p>
+    <w:p>
+      <w:pPr>
+        <w:spacing w:line="336" w:lineRule="auto" w:after="180"/>
+      </w:pPr>
+      <w:r>
+        <w:rPr>
+          <w:b w:val="0"/>
+        </w:rPr>
+        <w:t xml:space="preserve">The target question determines the task, even if both models would use the same dispatch-time </w:t>
+      </w:r>
+      <w:r>
+        <w:rPr>
+          <w:b/>
+        </w:rPr>
+        <w:t>input</w:t>
+      </w:r>
+      <w:r>
+        <w:rPr>
+          <w:b w:val="0"/>
+        </w:rPr>
+        <w:t>s.</w:t>
       </w:r>
     </w:p>
     <w:tbl>
@@ -413,13 +782,124 @@
       </w:tr>
     </w:tbl>
     <w:p>
-      <w:r>
-        <w:t>Classification predicts a category from a defined set. Regression estimates a numerical quantity for which differences have meaning. A category may be coded with numbers: 0 and 1 here are names for no and yes, not travel times. Conversely, a duration recorded as a whole number of minutes can still be a regression target. Decimal points do not decide the task.</w:t>
-      </w:r>
-    </w:p>
-    <w:p>
-      <w:r>
-        <w:t>Keep Week 2's prediction time: route length and the saved queue may exist at dispatch, while the observed duration is available later for training or evaluation. Do not feed that observed duration into an earlier dispatch prediction.</w:t>
+      <w:pPr>
+        <w:spacing w:line="336" w:lineRule="auto" w:after="180"/>
+      </w:pPr>
+      <w:r>
+        <w:rPr>
+          <w:b/>
+        </w:rPr>
+        <w:t>Classification</w:t>
+      </w:r>
+      <w:r>
+        <w:rPr>
+          <w:b w:val="0"/>
+        </w:rPr>
+        <w:t xml:space="preserve"> predicts a category from a defined set. </w:t>
+      </w:r>
+      <w:r>
+        <w:rPr>
+          <w:b/>
+        </w:rPr>
+        <w:t>Regression</w:t>
+      </w:r>
+      <w:r>
+        <w:rPr>
+          <w:b w:val="0"/>
+        </w:rPr>
+        <w:t xml:space="preserve"> estimates a numerical quantity for which differences have meaning.</w:t>
+      </w:r>
+    </w:p>
+    <w:p>
+      <w:pPr>
+        <w:spacing w:line="336" w:lineRule="auto" w:after="180"/>
+      </w:pPr>
+      <w:r>
+        <w:rPr>
+          <w:b w:val="0"/>
+        </w:rPr>
+        <w:t xml:space="preserve">A category may be coded with numbers: 0 and 1 here are names for no and yes, not travel times. Conversely, a duration recorded as a whole number of minutes can still be a </w:t>
+      </w:r>
+      <w:r>
+        <w:rPr>
+          <w:b/>
+        </w:rPr>
+        <w:t>regression</w:t>
+      </w:r>
+      <w:r>
+        <w:rPr>
+          <w:b w:val="0"/>
+        </w:rPr>
+        <w:t xml:space="preserve"> target.</w:t>
+      </w:r>
+    </w:p>
+    <w:p>
+      <w:pPr>
+        <w:spacing w:line="336" w:lineRule="auto" w:after="180"/>
+      </w:pPr>
+      <w:r>
+        <w:rPr>
+          <w:b w:val="0"/>
+        </w:rPr>
+        <w:t>Decimal points do not decide the task.</w:t>
+      </w:r>
+    </w:p>
+    <w:p>
+      <w:pPr>
+        <w:spacing w:line="336" w:lineRule="auto" w:after="180"/>
+      </w:pPr>
+      <w:r>
+        <w:rPr>
+          <w:b w:val="0"/>
+        </w:rPr>
+        <w:t xml:space="preserve">Keep Week 2's </w:t>
+      </w:r>
+      <w:r>
+        <w:rPr>
+          <w:b/>
+        </w:rPr>
+        <w:t>prediction</w:t>
+      </w:r>
+      <w:r>
+        <w:rPr>
+          <w:b w:val="0"/>
+        </w:rPr>
+        <w:t xml:space="preserve"> time: route length and the saved queue may exist at dispatch, while the observed duration is available later for </w:t>
+      </w:r>
+      <w:r>
+        <w:rPr>
+          <w:b/>
+        </w:rPr>
+        <w:t>training</w:t>
+      </w:r>
+      <w:r>
+        <w:rPr>
+          <w:b w:val="0"/>
+        </w:rPr>
+        <w:t xml:space="preserve"> or evaluation.</w:t>
+      </w:r>
+    </w:p>
+    <w:p>
+      <w:pPr>
+        <w:spacing w:line="336" w:lineRule="auto" w:after="180"/>
+      </w:pPr>
+      <w:r>
+        <w:rPr>
+          <w:b w:val="0"/>
+        </w:rPr>
+        <w:t xml:space="preserve">Do not feed that observed duration into an earlier dispatch </w:t>
+      </w:r>
+      <w:r>
+        <w:rPr>
+          <w:b/>
+        </w:rPr>
+        <w:t>prediction</w:t>
+      </w:r>
+      <w:r>
+        <w:rPr>
+          <w:b w:val="0"/>
+        </w:rPr>
+        <w:t>.</w:t>
       </w:r>
     </w:p>
     <w:p>
@@ -432,7 +912,24 @@
     </w:p>
     <w:p>
       <w:r>
-        <w:t>ML MECHANISM</w:t>
+        <w:t>Follow the mechanism for Classification or Regression?. Connect each labelled input, deciding step and result.</w:t>
+      </w:r>
+    </w:p>
+    <w:p>
+      <w:pPr>
+        <w:spacing w:line="336" w:lineRule="auto" w:after="180"/>
+      </w:pPr>
+      <w:r>
+        <w:rPr>
+          <w:b/>
+        </w:rPr>
+        <w:t xml:space="preserve">ML </w:t>
+      </w:r>
+      <w:r>
+        <w:rPr>
+          <w:b/>
+        </w:rPr>
+        <w:t>MECHANISM</w:t>
       </w:r>
     </w:p>
     <w:p>
@@ -444,7 +941,13 @@
       </w:r>
     </w:p>
     <w:p>
-      <w:r>
+      <w:pPr>
+        <w:spacing w:line="336" w:lineRule="auto" w:after="180"/>
+      </w:pPr>
+      <w:r>
+        <w:rPr>
+          <w:b w:val="0"/>
+        </w:rPr>
         <w:t>Trace the information, fitted behavior, and evaluation proof separately.</w:t>
       </w:r>
     </w:p>
@@ -557,41 +1060,237 @@
       </w:r>
     </w:p>
     <w:p>
-      <w:r>
-        <w:t>QUESTION  Choose the task type for six scenarios and define the output space precisely.</w:t>
-      </w:r>
-    </w:p>
-    <w:p>
-      <w:r>
-        <w:t>MODEL IDEA  Classification predicts a category; regression predicts a numerical quantity. The target—not the input format—determines the task type.</w:t>
-      </w:r>
-    </w:p>
-    <w:p>
-      <w:r>
+      <w:pPr>
+        <w:pStyle w:val="Heading3"/>
+      </w:pPr>
+      <w:r>
+        <w:t>Question to explain</w:t>
+      </w:r>
+    </w:p>
+    <w:p>
+      <w:pPr>
+        <w:spacing w:line="336" w:lineRule="auto" w:after="180"/>
+        <w:shd w:fill="F5F1FB"/>
+      </w:pPr>
+      <w:r>
+        <w:rPr>
+          <w:b w:val="0"/>
+        </w:rPr>
+        <w:t xml:space="preserve">QUESTION  Choose the task type for six scenarios and define the </w:t>
+      </w:r>
+      <w:r>
+        <w:rPr>
+          <w:b/>
+        </w:rPr>
+        <w:t>output</w:t>
+      </w:r>
+      <w:r>
+        <w:rPr>
+          <w:b w:val="0"/>
+        </w:rPr>
+        <w:t xml:space="preserve"> space precisely.</w:t>
+      </w:r>
+    </w:p>
+    <w:p>
+      <w:pPr>
+        <w:spacing w:line="336" w:lineRule="auto" w:after="180"/>
+      </w:pPr>
+      <w:r>
+        <w:rPr>
+          <w:b w:val="0"/>
+        </w:rPr>
+        <w:t xml:space="preserve">MODEL IDEA  </w:t>
+      </w:r>
+      <w:r>
+        <w:rPr>
+          <w:b/>
+        </w:rPr>
+        <w:t>Classification</w:t>
+      </w:r>
+      <w:r>
+        <w:rPr>
+          <w:b w:val="0"/>
+        </w:rPr>
+        <w:t xml:space="preserve"> predicts a category; </w:t>
+      </w:r>
+      <w:r>
+        <w:rPr>
+          <w:b/>
+        </w:rPr>
+        <w:t>regression</w:t>
+      </w:r>
+      <w:r>
+        <w:rPr>
+          <w:b w:val="0"/>
+        </w:rPr>
+        <w:t xml:space="preserve"> predicts a numerical quantity. The target—not the </w:t>
+      </w:r>
+      <w:r>
+        <w:rPr>
+          <w:b/>
+        </w:rPr>
+        <w:t>input</w:t>
+      </w:r>
+      <w:r>
+        <w:rPr>
+          <w:b w:val="0"/>
+        </w:rPr>
+        <w:t xml:space="preserve"> format—determines the task type.</w:t>
+      </w:r>
+    </w:p>
+    <w:p>
+      <w:pPr>
+        <w:spacing w:line="336" w:lineRule="auto" w:after="180"/>
+      </w:pPr>
+      <w:r>
+        <w:rPr>
+          <w:b w:val="0"/>
+        </w:rPr>
         <w:t>PROOF NEEDED  Use an unseen case, visible calculation, error analysis, and a stated limitation.</w:t>
       </w:r>
     </w:p>
     <w:p>
-      <w:r>
-        <w:t>UNDER THE HOOD  Predict plant species from a photo: target is a category, so classification. Predict plant height next week: target is centimeters, so regression.</w:t>
-      </w:r>
-    </w:p>
-    <w:p>
-      <w:r>
-        <w:t>Draw a fresh data → model → prediction → evaluation trace:</w:t>
-      </w:r>
-    </w:p>
-    <w:p>
       <w:pPr>
         <w:pStyle w:val="Heading3"/>
       </w:pPr>
       <w:r>
+        <w:t>How the mechanism works</w:t>
+      </w:r>
+    </w:p>
+    <w:p>
+      <w:pPr>
+        <w:spacing w:line="336" w:lineRule="auto" w:after="180"/>
+        <w:shd w:fill="F1F6F8"/>
+      </w:pPr>
+      <w:r>
+        <w:rPr>
+          <w:b w:val="0"/>
+        </w:rPr>
+        <w:t xml:space="preserve">UNDER THE HOOD  Predict plant species from a photo: target is a category, so </w:t>
+      </w:r>
+      <w:r>
+        <w:rPr>
+          <w:b/>
+        </w:rPr>
+        <w:t>classification</w:t>
+      </w:r>
+      <w:r>
+        <w:rPr>
+          <w:b w:val="0"/>
+        </w:rPr>
+        <w:t xml:space="preserve">. Predict plant height next week: target is centimeters, so </w:t>
+      </w:r>
+      <w:r>
+        <w:rPr>
+          <w:b/>
+        </w:rPr>
+        <w:t>regression</w:t>
+      </w:r>
+      <w:r>
+        <w:rPr>
+          <w:b w:val="0"/>
+        </w:rPr>
+        <w:t>.</w:t>
+      </w:r>
+    </w:p>
+    <w:p>
+      <w:pPr>
+        <w:spacing w:line="336" w:lineRule="auto" w:after="180"/>
+      </w:pPr>
+      <w:r>
+        <w:rPr>
+          <w:b w:val="0"/>
+        </w:rPr>
+        <w:t xml:space="preserve">Draw a fresh data → model → </w:t>
+      </w:r>
+      <w:r>
+        <w:rPr>
+          <w:b/>
+        </w:rPr>
+        <w:t>prediction</w:t>
+      </w:r>
+      <w:r>
+        <w:rPr>
+          <w:b w:val="0"/>
+        </w:rPr>
+        <w:t xml:space="preserve"> → evaluation trace:</w:t>
+      </w:r>
+    </w:p>
+    <w:p>
+      <w:pPr>
+        <w:pStyle w:val="Heading3"/>
+      </w:pPr>
+      <w:r>
         <w:t>A closer explanation</w:t>
       </w:r>
     </w:p>
     <w:p>
-      <w:r>
-        <w:t>The following predictions are supplied for practice; no model is fitted here. Each estimate was written before revealing its matching observed duration. We compare duration error with a category decision made from that estimate. Predict slow when the estimated duration is greater than 10 minutes; exactly 10 is not slow. A classifier could also predict categories directly, but this example uses a threshold on estimates.</w:t>
+      <w:pPr>
+        <w:spacing w:line="336" w:lineRule="auto" w:after="180"/>
+      </w:pPr>
+      <w:r>
+        <w:rPr>
+          <w:b w:val="0"/>
+        </w:rPr>
+        <w:t xml:space="preserve">The following </w:t>
+      </w:r>
+      <w:r>
+        <w:rPr>
+          <w:b/>
+        </w:rPr>
+        <w:t>prediction</w:t>
+      </w:r>
+      <w:r>
+        <w:rPr>
+          <w:b w:val="0"/>
+        </w:rPr>
+        <w:t>s are supplied for practice; no model is fitted here. Each estimate was written before revealing its matching observed duration.</w:t>
+      </w:r>
+    </w:p>
+    <w:p>
+      <w:pPr>
+        <w:spacing w:line="336" w:lineRule="auto" w:after="180"/>
+      </w:pPr>
+      <w:r>
+        <w:rPr>
+          <w:b w:val="0"/>
+        </w:rPr>
+        <w:t>We compare duration error with a category decision made from that estimate. Predict slow when the estimated duration is greater than 10 minutes; exactly 10 is not slow.</w:t>
+      </w:r>
+    </w:p>
+    <w:p>
+      <w:pPr>
+        <w:spacing w:line="336" w:lineRule="auto" w:after="180"/>
+      </w:pPr>
+      <w:r>
+        <w:rPr>
+          <w:b w:val="0"/>
+        </w:rPr>
+        <w:t xml:space="preserve">A </w:t>
+      </w:r>
+      <w:r>
+        <w:rPr>
+          <w:b/>
+        </w:rPr>
+        <w:t>class</w:t>
+      </w:r>
+      <w:r>
+        <w:rPr>
+          <w:b w:val="0"/>
+        </w:rPr>
+        <w:t xml:space="preserve">ifier could also predict categories directly, but this example uses a </w:t>
+      </w:r>
+      <w:r>
+        <w:rPr>
+          <w:b/>
+        </w:rPr>
+        <w:t>threshold</w:t>
+      </w:r>
+      <w:r>
+        <w:rPr>
+          <w:b w:val="0"/>
+        </w:rPr>
+        <w:t xml:space="preserve"> on estimates.</w:t>
       </w:r>
     </w:p>
     <w:p>
@@ -624,8 +1323,72 @@
       </w:r>
     </w:p>
     <w:p>
-      <w:r>
-        <w:t>zip pairs the lists in order. They must have equal lengths and refer to the same trips; otherwise this loop is not a valid evaluation. abs gives the distance from zero, so both a one-minute overestimate and a one-minute underestimate have absolute error 1. The output is 2 3 followed by [1, 1, 2]. The mean absolute error is (1 + 1 + 2) / 3 = 4/3 minutes, about 1.33 minutes.</w:t>
+      <w:pPr>
+        <w:spacing w:line="336" w:lineRule="auto" w:after="180"/>
+      </w:pPr>
+      <w:r>
+        <w:rPr>
+          <w:b w:val="0"/>
+        </w:rPr>
+        <w:t>zip pairs the lists in order.</w:t>
+      </w:r>
+    </w:p>
+    <w:p>
+      <w:pPr>
+        <w:spacing w:line="336" w:lineRule="auto" w:after="180"/>
+      </w:pPr>
+      <w:r>
+        <w:rPr>
+          <w:b w:val="0"/>
+        </w:rPr>
+        <w:t xml:space="preserve">They must have equal lengths and refer to the same trips; otherwise this loop is not a valid evaluation. abs gives the distance from zero, so both a one-minute overestimate and a one-minute underestimate have </w:t>
+      </w:r>
+      <w:r>
+        <w:rPr>
+          <w:b/>
+        </w:rPr>
+        <w:t>absolute error</w:t>
+      </w:r>
+      <w:r>
+        <w:rPr>
+          <w:b w:val="0"/>
+        </w:rPr>
+        <w:t xml:space="preserve"> 1.</w:t>
+      </w:r>
+    </w:p>
+    <w:p>
+      <w:pPr>
+        <w:spacing w:line="336" w:lineRule="auto" w:after="180"/>
+      </w:pPr>
+      <w:r>
+        <w:rPr>
+          <w:b w:val="0"/>
+        </w:rPr>
+        <w:t xml:space="preserve">The </w:t>
+      </w:r>
+      <w:r>
+        <w:rPr>
+          <w:b/>
+        </w:rPr>
+        <w:t>output</w:t>
+      </w:r>
+      <w:r>
+        <w:rPr>
+          <w:b w:val="0"/>
+        </w:rPr>
+        <w:t xml:space="preserve"> is 2 3 followed by [1, 1, 2]. The mean </w:t>
+      </w:r>
+      <w:r>
+        <w:rPr>
+          <w:b/>
+        </w:rPr>
+        <w:t>absolute error</w:t>
+      </w:r>
+      <w:r>
+        <w:rPr>
+          <w:b w:val="0"/>
+        </w:rPr>
+        <w:t xml:space="preserve"> is (1 + 1 + 2) / 3 = 4/3 minutes, about 1.33 minutes.</w:t>
       </w:r>
     </w:p>
     <w:p>
@@ -793,8 +1556,26 @@
       </w:r>
     </w:p>
     <w:p>
-      <w:r>
-        <w:t>Point to the input, the deciding step and the result in this week’s visual. Explain the same step in ordinary words. A picture helps when you can say what each part represents.</w:t>
+      <w:pPr>
+        <w:spacing w:line="336" w:lineRule="auto" w:after="180"/>
+      </w:pPr>
+      <w:r>
+        <w:rPr>
+          <w:b w:val="0"/>
+        </w:rPr>
+        <w:t xml:space="preserve">Point to the </w:t>
+      </w:r>
+      <w:r>
+        <w:rPr>
+          <w:b/>
+        </w:rPr>
+        <w:t>input</w:t>
+      </w:r>
+      <w:r>
+        <w:rPr>
+          <w:b w:val="0"/>
+        </w:rPr>
+        <w:t>, the deciding step and the result in this week’s visual. Explain the same step in ordinary words. A picture helps when you can say what each part represents.</w:t>
       </w:r>
     </w:p>
     <w:p>
@@ -807,6 +1588,17 @@
     </w:p>
     <w:p>
       <w:r>
+        <w:t>Compare the supplied cases for Classification or Regression?. Identify the detail that changes the conclusion.</w:t>
+      </w:r>
+    </w:p>
+    <w:p>
+      <w:pPr>
+        <w:spacing w:line="336" w:lineRule="auto" w:after="180"/>
+      </w:pPr>
+      <w:r>
+        <w:rPr>
+          <w:b/>
+        </w:rPr>
         <w:t>EVALUATION DESIGN</w:t>
       </w:r>
     </w:p>
@@ -819,7 +1611,13 @@
       </w:r>
     </w:p>
     <w:p>
-      <w:r>
+      <w:pPr>
+        <w:spacing w:line="336" w:lineRule="auto" w:after="180"/>
+      </w:pPr>
+      <w:r>
+        <w:rPr>
+          <w:b w:val="0"/>
+        </w:rPr>
         <w:t>A system is not understood until it survives more than one comfortable example.</w:t>
       </w:r>
     </w:p>
@@ -968,32 +1766,103 @@
       </w:r>
     </w:p>
     <w:p>
-      <w:r>
+      <w:pPr>
+        <w:spacing w:line="336" w:lineRule="auto" w:after="180"/>
+      </w:pPr>
+      <w:r>
+        <w:rPr>
+          <w:b w:val="0"/>
+        </w:rPr>
         <w:t>NORMAL  Expected data and expected behavior.</w:t>
       </w:r>
     </w:p>
     <w:p>
-      <w:r>
-        <w:t>BOUNDARY  Value close to a threshold, ambiguous label, or uncertain prediction.</w:t>
-      </w:r>
-    </w:p>
-    <w:p>
-      <w:r>
+      <w:pPr>
+        <w:pStyle w:val="Heading3"/>
+      </w:pPr>
+      <w:r>
+        <w:t>Keep this boundary clear</w:t>
+      </w:r>
+    </w:p>
+    <w:p>
+      <w:pPr>
+        <w:spacing w:line="336" w:lineRule="auto" w:after="180"/>
+        <w:shd w:fill="FFF5E6"/>
+      </w:pPr>
+      <w:r>
+        <w:rPr>
+          <w:b w:val="0"/>
+        </w:rPr>
+        <w:t xml:space="preserve">BOUNDARY  Value close to a </w:t>
+      </w:r>
+      <w:r>
+        <w:rPr>
+          <w:b/>
+        </w:rPr>
+        <w:t>threshold</w:t>
+      </w:r>
+      <w:r>
+        <w:rPr>
+          <w:b w:val="0"/>
+        </w:rPr>
+        <w:t xml:space="preserve">, ambiguous label, or uncertain </w:t>
+      </w:r>
+      <w:r>
+        <w:rPr>
+          <w:b/>
+        </w:rPr>
+        <w:t>prediction</w:t>
+      </w:r>
+      <w:r>
+        <w:rPr>
+          <w:b w:val="0"/>
+        </w:rPr>
+        <w:t>.</w:t>
+      </w:r>
+    </w:p>
+    <w:p>
+      <w:pPr>
+        <w:spacing w:line="336" w:lineRule="auto" w:after="180"/>
+      </w:pPr>
+      <w:r>
+        <w:rPr>
+          <w:b w:val="0"/>
+        </w:rPr>
         <w:t>MISSING  Necessary field, label, source, or measurement is unavailable.</w:t>
       </w:r>
     </w:p>
     <w:p>
-      <w:r>
+      <w:pPr>
+        <w:spacing w:line="336" w:lineRule="auto" w:after="180"/>
+      </w:pPr>
+      <w:r>
+        <w:rPr>
+          <w:b w:val="0"/>
+        </w:rPr>
         <w:t>SHIFTED  New lighting, species, device, subgroup, or time condition.</w:t>
       </w:r>
     </w:p>
     <w:p>
-      <w:r>
+      <w:pPr>
+        <w:spacing w:line="336" w:lineRule="auto" w:after="180"/>
+        <w:shd w:fill="FFF5E6"/>
+      </w:pPr>
+      <w:r>
+        <w:rPr>
+          <w:b w:val="0"/>
+        </w:rPr>
         <w:t>RELEASE RULE  Passing one case never proves generalization. Predefine expected behavior for all four categories.</w:t>
       </w:r>
     </w:p>
     <w:p>
-      <w:r>
+      <w:pPr>
+        <w:spacing w:line="336" w:lineRule="auto" w:after="180"/>
+        <w:shd w:fill="F5F1FB"/>
+      </w:pPr>
+      <w:r>
+        <w:rPr>
+          <w:b w:val="0"/>
+        </w:rPr>
         <w:t>Which case most threatens today's claim, and why?</w:t>
       </w:r>
     </w:p>
@@ -1006,17 +1875,68 @@
       </w:r>
     </w:p>
     <w:p>
-      <w:r>
+      <w:pPr>
+        <w:pStyle w:val="Heading3"/>
+      </w:pPr>
+      <w:r>
+        <w:t>Change one thing</w:t>
+      </w:r>
+    </w:p>
+    <w:p>
+      <w:pPr>
+        <w:spacing w:line="336" w:lineRule="auto" w:after="180"/>
+        <w:shd w:fill="F5F1FB"/>
+      </w:pPr>
+      <w:r>
+        <w:rPr>
+          <w:b w:val="0"/>
+        </w:rPr>
         <w:t>Change: Change the category boundary to strictly greater than 7 cm.</w:t>
       </w:r>
     </w:p>
     <w:p>
-      <w:r>
-        <w:t>Prediction: Actual and estimated categories both become short, short, tall: 3/3 correct.</w:t>
-      </w:r>
-    </w:p>
-    <w:p>
-      <w:r>
+      <w:pPr>
+        <w:pStyle w:val="Heading3"/>
+      </w:pPr>
+      <w:r>
+        <w:t>Predicted result</w:t>
+      </w:r>
+    </w:p>
+    <w:p>
+      <w:pPr>
+        <w:spacing w:line="336" w:lineRule="auto" w:after="180"/>
+        <w:shd w:fill="F1F6FC"/>
+      </w:pPr>
+      <w:r>
+        <w:rPr>
+          <w:b/>
+        </w:rPr>
+        <w:t>Prediction</w:t>
+      </w:r>
+      <w:r>
+        <w:rPr>
+          <w:b w:val="0"/>
+        </w:rPr>
+        <w:t>: Actual and estimated categories both become short, short, tall: 3/3 correct.</w:t>
+      </w:r>
+    </w:p>
+    <w:p>
+      <w:pPr>
+        <w:pStyle w:val="Heading3"/>
+      </w:pPr>
+      <w:r>
+        <w:t>Why the result follows</w:t>
+      </w:r>
+    </w:p>
+    <w:p>
+      <w:pPr>
+        <w:spacing w:line="336" w:lineRule="auto" w:after="180"/>
+        <w:shd w:fill="F1F6FC"/>
+      </w:pPr>
+      <w:r>
+        <w:rPr>
+          <w:b w:val="0"/>
+        </w:rPr>
         <w:t>Reason: The numerical estimates did not improve; the decision definition changed.</w:t>
       </w:r>
     </w:p>
@@ -1030,6 +1950,17 @@
     </w:p>
     <w:p>
       <w:r>
+        <w:t>Use the vocabulary of Classification or Regression? to explain a concrete decision, rather than only memorising definitions.</w:t>
+      </w:r>
+    </w:p>
+    <w:p>
+      <w:pPr>
+        <w:spacing w:line="336" w:lineRule="auto" w:after="180"/>
+      </w:pPr>
+      <w:r>
+        <w:rPr>
+          <w:b/>
+        </w:rPr>
         <w:t>VOCABULARY</w:t>
       </w:r>
     </w:p>
@@ -1042,7 +1973,13 @@
       </w:r>
     </w:p>
     <w:p>
-      <w:r>
+      <w:pPr>
+        <w:spacing w:line="336" w:lineRule="auto" w:after="180"/>
+      </w:pPr>
+      <w:r>
+        <w:rPr>
+          <w:b w:val="0"/>
+        </w:rPr>
         <w:t>A definition matters when it lets you interpret a new dataset, model, or result.</w:t>
       </w:r>
     </w:p>
@@ -1358,12 +2295,49 @@
       </w:tr>
     </w:tbl>
     <w:p>
-      <w:r>
-        <w:t>MISCONCEPTION TO REPAIR  A photograph always means classification and a table always means regression.</w:t>
-      </w:r>
-    </w:p>
-    <w:p>
-      <w:r>
+      <w:pPr>
+        <w:spacing w:line="336" w:lineRule="auto" w:after="180"/>
+        <w:shd w:fill="FFF5E6"/>
+      </w:pPr>
+      <w:r>
+        <w:rPr>
+          <w:b w:val="0"/>
+        </w:rPr>
+        <w:t xml:space="preserve">MISCONCEPTION TO REPAIR  A photograph always means </w:t>
+      </w:r>
+      <w:r>
+        <w:rPr>
+          <w:b/>
+        </w:rPr>
+        <w:t>classification</w:t>
+      </w:r>
+      <w:r>
+        <w:rPr>
+          <w:b w:val="0"/>
+        </w:rPr>
+        <w:t xml:space="preserve"> and a table always means </w:t>
+      </w:r>
+      <w:r>
+        <w:rPr>
+          <w:b/>
+        </w:rPr>
+        <w:t>regression</w:t>
+      </w:r>
+      <w:r>
+        <w:rPr>
+          <w:b w:val="0"/>
+        </w:rPr>
+        <w:t>.</w:t>
+      </w:r>
+    </w:p>
+    <w:p>
+      <w:pPr>
+        <w:spacing w:line="336" w:lineRule="auto" w:after="180"/>
+      </w:pPr>
+      <w:r>
+        <w:rPr>
+          <w:b w:val="0"/>
+        </w:rPr>
         <w:t>Repair the claim using a definition, calculation, or test record:</w:t>
       </w:r>
     </w:p>
@@ -1509,7 +2483,24 @@
     </w:p>
     <w:p>
       <w:r>
-        <w:t>WORKED EVIDENCE</w:t>
+        <w:t>Follow the worked trace for Classification or Regression?, predict a step, then compare with its explanation.</w:t>
+      </w:r>
+    </w:p>
+    <w:p>
+      <w:pPr>
+        <w:spacing w:line="336" w:lineRule="auto" w:after="180"/>
+      </w:pPr>
+      <w:r>
+        <w:rPr>
+          <w:b/>
+        </w:rPr>
+        <w:t xml:space="preserve">WORKED </w:t>
+      </w:r>
+      <w:r>
+        <w:rPr>
+          <w:b/>
+        </w:rPr>
+        <w:t>EVIDENCE</w:t>
       </w:r>
     </w:p>
     <w:p>
@@ -1521,8 +2512,26 @@
       </w:r>
     </w:p>
     <w:p>
-      <w:r>
-        <w:t>Predict first. Then check each step. A correct answer without visible evidence cannot be audited.</w:t>
+      <w:pPr>
+        <w:spacing w:line="336" w:lineRule="auto" w:after="180"/>
+      </w:pPr>
+      <w:r>
+        <w:rPr>
+          <w:b w:val="0"/>
+        </w:rPr>
+        <w:t xml:space="preserve">Predict first. Then check each step. A correct answer without visible </w:t>
+      </w:r>
+      <w:r>
+        <w:rPr>
+          <w:b/>
+        </w:rPr>
+        <w:t>evidence</w:t>
+      </w:r>
+      <w:r>
+        <w:rPr>
+          <w:b w:val="0"/>
+        </w:rPr>
+        <w:t xml:space="preserve"> cannot be audited.</w:t>
       </w:r>
     </w:p>
     <w:p>
@@ -1562,53 +2571,225 @@
       </w:r>
     </w:p>
     <w:p>
-      <w:r>
-        <w:t>STEP 1  Predict plant species from a photo: target is a category, so classification.</w:t>
-      </w:r>
-    </w:p>
-    <w:p>
-      <w:r>
-        <w:t>STEP 2  Predict plant height next week: target is centimeters, so regression.</w:t>
-      </w:r>
-    </w:p>
-    <w:p>
-      <w:r>
+      <w:pPr>
+        <w:pStyle w:val="Heading3"/>
+      </w:pPr>
+      <w:r>
+        <w:t>Step 1</w:t>
+      </w:r>
+    </w:p>
+    <w:p>
+      <w:pPr>
+        <w:spacing w:line="336" w:lineRule="auto" w:after="180"/>
+        <w:shd w:fill="F4F9FC"/>
+      </w:pPr>
+      <w:r>
+        <w:rPr>
+          <w:b w:val="0"/>
+        </w:rPr>
+        <w:t xml:space="preserve">STEP 1  Predict plant species from a photo: target is a category, so </w:t>
+      </w:r>
+      <w:r>
+        <w:rPr>
+          <w:b/>
+        </w:rPr>
+        <w:t>classification</w:t>
+      </w:r>
+      <w:r>
+        <w:rPr>
+          <w:b w:val="0"/>
+        </w:rPr>
+        <w:t>.</w:t>
+      </w:r>
+    </w:p>
+    <w:p>
+      <w:pPr>
+        <w:pStyle w:val="Heading3"/>
+      </w:pPr>
+      <w:r>
+        <w:t>Step 2</w:t>
+      </w:r>
+    </w:p>
+    <w:p>
+      <w:pPr>
+        <w:spacing w:line="336" w:lineRule="auto" w:after="180"/>
+        <w:shd w:fill="F4F9FC"/>
+      </w:pPr>
+      <w:r>
+        <w:rPr>
+          <w:b w:val="0"/>
+        </w:rPr>
+        <w:t xml:space="preserve">STEP 2  Predict plant height next week: target is centimeters, so </w:t>
+      </w:r>
+      <w:r>
+        <w:rPr>
+          <w:b/>
+        </w:rPr>
+        <w:t>regression</w:t>
+      </w:r>
+      <w:r>
+        <w:rPr>
+          <w:b w:val="0"/>
+        </w:rPr>
+        <w:t>.</w:t>
+      </w:r>
+    </w:p>
+    <w:p>
+      <w:pPr>
+        <w:pStyle w:val="Heading3"/>
+      </w:pPr>
+      <w:r>
+        <w:t>Step 3</w:t>
+      </w:r>
+    </w:p>
+    <w:p>
+      <w:pPr>
+        <w:spacing w:line="336" w:lineRule="auto" w:after="180"/>
+        <w:shd w:fill="F4F9FC"/>
+      </w:pPr>
+      <w:r>
+        <w:rPr>
+          <w:b w:val="0"/>
+        </w:rPr>
         <w:t>STEP 3  Predict low/medium/high growth: categories, even though ordered.</w:t>
       </w:r>
     </w:p>
     <w:p>
-      <w:r>
-        <w:t>STEP 4  State allowed classes or numerical unit before selecting a model and metric.</w:t>
-      </w:r>
-    </w:p>
-    <w:p>
-      <w:r>
-        <w:t>CHECK  Verify the denominator, unit, split, class definition, and data version before interpreting a score.</w:t>
-      </w:r>
-    </w:p>
-    <w:p>
-      <w:r>
-        <w:t>Recalculate, retrace, or restate the evidence independently:</w:t>
-      </w:r>
-    </w:p>
-    <w:p>
       <w:pPr>
         <w:pStyle w:val="Heading3"/>
       </w:pPr>
       <w:r>
+        <w:t>Step 4</w:t>
+      </w:r>
+    </w:p>
+    <w:p>
+      <w:pPr>
+        <w:spacing w:line="336" w:lineRule="auto" w:after="180"/>
+        <w:shd w:fill="F4F9FC"/>
+      </w:pPr>
+      <w:r>
+        <w:rPr>
+          <w:b w:val="0"/>
+        </w:rPr>
+        <w:t xml:space="preserve">STEP 4  State allowed </w:t>
+      </w:r>
+      <w:r>
+        <w:rPr>
+          <w:b/>
+        </w:rPr>
+        <w:t>class</w:t>
+      </w:r>
+      <w:r>
+        <w:rPr>
+          <w:b w:val="0"/>
+        </w:rPr>
+        <w:t>es or numerical unit before selecting a model and metric.</w:t>
+      </w:r>
+    </w:p>
+    <w:p>
+      <w:pPr>
+        <w:spacing w:line="336" w:lineRule="auto" w:after="180"/>
+        <w:shd w:fill="EDF7F3"/>
+      </w:pPr>
+      <w:r>
+        <w:rPr>
+          <w:b w:val="0"/>
+        </w:rPr>
+        <w:t xml:space="preserve">CHECK  Verify the denominator, unit, split, </w:t>
+      </w:r>
+      <w:r>
+        <w:rPr>
+          <w:b/>
+        </w:rPr>
+        <w:t>class</w:t>
+      </w:r>
+      <w:r>
+        <w:rPr>
+          <w:b w:val="0"/>
+        </w:rPr>
+        <w:t xml:space="preserve"> definition, and data version before interpreting a score.</w:t>
+      </w:r>
+    </w:p>
+    <w:p>
+      <w:pPr>
+        <w:spacing w:line="336" w:lineRule="auto" w:after="180"/>
+      </w:pPr>
+      <w:r>
+        <w:rPr>
+          <w:b w:val="0"/>
+        </w:rPr>
+        <w:t xml:space="preserve">Recalculate, retrace, or restate the </w:t>
+      </w:r>
+      <w:r>
+        <w:rPr>
+          <w:b/>
+        </w:rPr>
+        <w:t>evidence</w:t>
+      </w:r>
+      <w:r>
+        <w:rPr>
+          <w:b w:val="0"/>
+        </w:rPr>
+        <w:t xml:space="preserve"> independently:</w:t>
+      </w:r>
+    </w:p>
+    <w:p>
+      <w:pPr>
+        <w:pStyle w:val="Heading3"/>
+      </w:pPr>
+      <w:r>
         <w:t>A closer explanation</w:t>
       </w:r>
     </w:p>
     <w:p>
-      <w:r>
-        <w:t>The 14-minute trip has the largest duration error in our example, yet its slow category is correct. The 10-minute trip has only a one-minute error but the category is wrong. These checks answer different questions. Report 2 correct out of 3 category decisions separately from a mean absolute error of about 1.33 minutes. Do not compare a fraction directly with minutes.</w:t>
-      </w:r>
-    </w:p>
-    <w:p>
       <w:pPr>
         <w:pStyle w:val="Heading3"/>
       </w:pPr>
       <w:r>
+        <w:t>Worked explanation · Classification or Regression?</w:t>
+      </w:r>
+    </w:p>
+    <w:p>
+      <w:pPr>
+        <w:spacing w:line="336" w:lineRule="auto" w:after="180"/>
+        <w:shd w:fill="F1F6FC"/>
+      </w:pPr>
+      <w:r>
+        <w:rPr>
+          <w:b w:val="0"/>
+        </w:rPr>
+        <w:t>The 14-minute trip has the largest duration error in our example, yet its slow category is correct. The 10-minute trip has only a one-minute error but the category is wrong. These checks answer different questions.</w:t>
+      </w:r>
+    </w:p>
+    <w:p>
+      <w:pPr>
+        <w:spacing w:line="336" w:lineRule="auto" w:after="180"/>
+        <w:shd w:fill="F1F6FC"/>
+      </w:pPr>
+      <w:r>
+        <w:rPr>
+          <w:b w:val="0"/>
+        </w:rPr>
+        <w:t xml:space="preserve">Report 2 correct out of 3 category decisions separately from a mean </w:t>
+      </w:r>
+      <w:r>
+        <w:rPr>
+          <w:b/>
+        </w:rPr>
+        <w:t>absolute error</w:t>
+      </w:r>
+      <w:r>
+        <w:rPr>
+          <w:b w:val="0"/>
+        </w:rPr>
+        <w:t xml:space="preserve"> of about 1.33 minutes. Do not compare a fraction directly with minutes.</w:t>
+      </w:r>
+    </w:p>
+    <w:p>
+      <w:pPr>
+        <w:pStyle w:val="Heading3"/>
+      </w:pPr>
+      <w:r>
         <w:t>A trip actually takes 10 minutes and its estimate is 10.5 minutes. At the greater-than-10 boundary, give the actual category, predicted category and absolute duration error. Is the category decision correct?</w:t>
       </w:r>
     </w:p>
@@ -1646,7 +2827,13 @@
       </w:r>
     </w:p>
     <w:p>
-      <w:r>
+      <w:pPr>
+        <w:spacing w:line="336" w:lineRule="auto" w:after="180"/>
+      </w:pPr>
+      <w:r>
+        <w:rPr>
+          <w:b w:val="0"/>
+        </w:rPr>
         <w:t>Cover the result before checking it. Say what is given, choose the procedure, and follow one step at a time. Then uncover the result and explain your first mismatch. Ask why a step is allowed, not only what number it produces.</w:t>
       </w:r>
     </w:p>
@@ -1659,7 +2846,13 @@
       </w:r>
     </w:p>
     <w:p>
-      <w:r>
+      <w:pPr>
+        <w:spacing w:line="336" w:lineRule="auto" w:after="180"/>
+      </w:pPr>
+      <w:r>
+        <w:rPr>
+          <w:b w:val="0"/>
+        </w:rPr>
         <w:t>Distinguish predicting growth height from predicting a growth category.</w:t>
       </w:r>
     </w:p>
@@ -1672,13 +2865,67 @@
       </w:r>
     </w:p>
     <w:p>
-      <w:r>
+      <w:pPr>
+        <w:pStyle w:val="Heading3"/>
+      </w:pPr>
+      <w:r>
+        <w:t>Supplied facts</w:t>
+      </w:r>
+    </w:p>
+    <w:p>
+      <w:pPr>
+        <w:spacing w:line="336" w:lineRule="auto" w:after="180"/>
+        <w:shd w:fill="F1F6FC"/>
+      </w:pPr>
+      <w:r>
+        <w:rPr>
+          <w:b w:val="0"/>
+        </w:rPr>
         <w:t>Actual heights are [4, 7, 9] cm; estimates are [5, 6, 10] cm. Tall means strictly greater than 6 cm.</w:t>
       </w:r>
     </w:p>
     <w:p>
-      <w:r>
-        <w:t>All inputs and outcomes in this worked example are invented classroom data; no real model run is claimed.</w:t>
+      <w:pPr>
+        <w:pStyle w:val="Heading3"/>
+      </w:pPr>
+      <w:r>
+        <w:t>Supplied facts</w:t>
+      </w:r>
+    </w:p>
+    <w:p>
+      <w:pPr>
+        <w:spacing w:line="336" w:lineRule="auto" w:after="180"/>
+        <w:shd w:fill="F1F6FC"/>
+      </w:pPr>
+      <w:r>
+        <w:rPr>
+          <w:b w:val="0"/>
+        </w:rPr>
+        <w:t xml:space="preserve">All </w:t>
+      </w:r>
+      <w:r>
+        <w:rPr>
+          <w:b/>
+        </w:rPr>
+        <w:t>input</w:t>
+      </w:r>
+      <w:r>
+        <w:rPr>
+          <w:b w:val="0"/>
+        </w:rPr>
+        <w:t xml:space="preserve">s and outcomes in this worked example are invented </w:t>
+      </w:r>
+      <w:r>
+        <w:rPr>
+          <w:b/>
+        </w:rPr>
+        <w:t>class</w:t>
+      </w:r>
+      <w:r>
+        <w:rPr>
+          <w:b w:val="0"/>
+        </w:rPr>
+        <w:t>room data; no real model run is claimed.</w:t>
       </w:r>
     </w:p>
     <w:p>
@@ -1877,30 +3124,156 @@
       </w:r>
     </w:p>
     <w:p>
-      <w:r>
-        <w:t>Read the picture in order. Estimated classes are short, short, tall: 2/3 correct. The arrows show which recorded input or intermediate result each decision uses. Explain the deciding step aloud before checking the changed case; pointing to the final answer alone does not show how it follows.</w:t>
-      </w:r>
-    </w:p>
-    <w:p>
       <w:pPr>
         <w:pStyle w:val="Heading3"/>
       </w:pPr>
       <w:r>
+        <w:t>Why the result follows</w:t>
+      </w:r>
+    </w:p>
+    <w:p>
+      <w:pPr>
+        <w:spacing w:line="336" w:lineRule="auto" w:after="180"/>
+        <w:shd w:fill="F1F6FC"/>
+      </w:pPr>
+      <w:r>
+        <w:rPr>
+          <w:b w:val="0"/>
+        </w:rPr>
+        <w:t xml:space="preserve">Read the picture in order. Estimated </w:t>
+      </w:r>
+      <w:r>
+        <w:rPr>
+          <w:b/>
+        </w:rPr>
+        <w:t>class</w:t>
+      </w:r>
+      <w:r>
+        <w:rPr>
+          <w:b w:val="0"/>
+        </w:rPr>
+        <w:t xml:space="preserve">es are short, short, tall: 2/3 correct. The arrows show which recorded </w:t>
+      </w:r>
+      <w:r>
+        <w:rPr>
+          <w:b/>
+        </w:rPr>
+        <w:t>input</w:t>
+      </w:r>
+      <w:r>
+        <w:rPr>
+          <w:b w:val="0"/>
+        </w:rPr>
+        <w:t xml:space="preserve"> or intermediate result each decision uses.</w:t>
+      </w:r>
+    </w:p>
+    <w:p>
+      <w:pPr>
+        <w:spacing w:line="336" w:lineRule="auto" w:after="180"/>
+        <w:shd w:fill="F1F6FC"/>
+      </w:pPr>
+      <w:r>
+        <w:rPr>
+          <w:b w:val="0"/>
+        </w:rPr>
+        <w:t>Explain the deciding step aloud before checking the changed case; pointing to the final answer alone does not show how it follows.</w:t>
+      </w:r>
+    </w:p>
+    <w:p>
+      <w:pPr>
+        <w:pStyle w:val="Heading3"/>
+      </w:pPr>
+      <w:r>
         <w:t>What this example does not establish</w:t>
       </w:r>
     </w:p>
     <w:p>
-      <w:r>
-        <w:t>Regression error and category accuracy measure different targets; neither alone covers every use consequence.</w:t>
-      </w:r>
-    </w:p>
-    <w:p>
-      <w:r>
-        <w:t>Read the labelled picture: Did regression MAE improve when the boundary changed? Point to the relevant step in the picture, then write the changed result and the rule or evidence that supports it.</w:t>
-      </w:r>
-    </w:p>
-    <w:p>
-      <w:r>
+      <w:pPr>
+        <w:pStyle w:val="Heading3"/>
+      </w:pPr>
+      <w:r>
+        <w:t>Keep the stated limit</w:t>
+      </w:r>
+    </w:p>
+    <w:p>
+      <w:pPr>
+        <w:spacing w:line="336" w:lineRule="auto" w:after="180"/>
+        <w:shd w:fill="FFF5E6"/>
+      </w:pPr>
+      <w:r>
+        <w:rPr>
+          <w:b/>
+        </w:rPr>
+        <w:t>Regression</w:t>
+      </w:r>
+      <w:r>
+        <w:rPr>
+          <w:b w:val="0"/>
+        </w:rPr>
+        <w:t xml:space="preserve"> error and category accuracy measure different targets; neither alone covers every use consequence.</w:t>
+      </w:r>
+    </w:p>
+    <w:p>
+      <w:pPr>
+        <w:pStyle w:val="Heading3"/>
+      </w:pPr>
+      <w:r>
+        <w:t>Keep the stated limit</w:t>
+      </w:r>
+    </w:p>
+    <w:p>
+      <w:pPr>
+        <w:spacing w:line="336" w:lineRule="auto" w:after="180"/>
+        <w:shd w:fill="FFF5E6"/>
+      </w:pPr>
+      <w:r>
+        <w:rPr>
+          <w:b w:val="0"/>
+        </w:rPr>
+        <w:t xml:space="preserve">Read the labelled picture: Did </w:t>
+      </w:r>
+      <w:r>
+        <w:rPr>
+          <w:b/>
+        </w:rPr>
+        <w:t>regression</w:t>
+      </w:r>
+      <w:r>
+        <w:rPr>
+          <w:b w:val="0"/>
+        </w:rPr>
+        <w:t xml:space="preserve"> MAE improve when the boundary changed? Point to the relevant step in the picture, then write the changed result and the rule or </w:t>
+      </w:r>
+      <w:r>
+        <w:rPr>
+          <w:b/>
+        </w:rPr>
+        <w:t>evidence</w:t>
+      </w:r>
+      <w:r>
+        <w:rPr>
+          <w:b w:val="0"/>
+        </w:rPr>
+        <w:t xml:space="preserve"> that supports it.</w:t>
+      </w:r>
+    </w:p>
+    <w:p>
+      <w:pPr>
+        <w:pStyle w:val="Heading3"/>
+      </w:pPr>
+      <w:r>
+        <w:t>Keep the stated limit</w:t>
+      </w:r>
+    </w:p>
+    <w:p>
+      <w:pPr>
+        <w:spacing w:line="336" w:lineRule="auto" w:after="180"/>
+        <w:shd w:fill="FFF5E6"/>
+      </w:pPr>
+      <w:r>
+        <w:rPr>
+          <w:b w:val="0"/>
+        </w:rPr>
         <w:t>Change one thing: Change the category boundary to strictly greater than 7 cm. Predict the result before checking the explanation. What remains the same?</w:t>
       </w:r>
     </w:p>
@@ -1914,6 +3287,26 @@
     </w:p>
     <w:p>
       <w:r>
+        <w:t>Find the unsupported step in the Classification or Regression? claim and explain a repair using the supplied evidence.</w:t>
+      </w:r>
+    </w:p>
+    <w:p>
+      <w:pPr>
+        <w:pStyle w:val="Heading3"/>
+      </w:pPr>
+      <w:r>
+        <w:t>Find the first error</w:t>
+      </w:r>
+    </w:p>
+    <w:p>
+      <w:pPr>
+        <w:spacing w:line="336" w:lineRule="auto" w:after="180"/>
+        <w:shd w:fill="FFF5E6"/>
+      </w:pPr>
+      <w:r>
+        <w:rPr>
+          <w:b w:val="0"/>
+        </w:rPr>
         <w:t>ERROR DETECTIVE</w:t>
       </w:r>
     </w:p>
@@ -1926,7 +3319,13 @@
       </w:r>
     </w:p>
     <w:p>
-      <w:r>
+      <w:pPr>
+        <w:spacing w:line="336" w:lineRule="auto" w:after="180"/>
+      </w:pPr>
+      <w:r>
+        <w:rPr>
+          <w:b w:val="0"/>
+        </w:rPr>
         <w:t>Do not patch the answer. Find the earliest unsupported assumption, data problem, or experiment error.</w:t>
       </w:r>
     </w:p>
@@ -2177,12 +3576,49 @@
       </w:tr>
     </w:tbl>
     <w:p>
-      <w:r>
-        <w:t>CLAIM TO CHALLENGE  A photograph always means classification and a table always means regression.</w:t>
-      </w:r>
-    </w:p>
-    <w:p>
-      <w:r>
+      <w:pPr>
+        <w:spacing w:line="336" w:lineRule="auto" w:after="180"/>
+        <w:shd w:fill="FFF5E6"/>
+      </w:pPr>
+      <w:r>
+        <w:rPr>
+          <w:b w:val="0"/>
+        </w:rPr>
+        <w:t xml:space="preserve">CLAIM TO CHALLENGE  A photograph always means </w:t>
+      </w:r>
+      <w:r>
+        <w:rPr>
+          <w:b/>
+        </w:rPr>
+        <w:t>classification</w:t>
+      </w:r>
+      <w:r>
+        <w:rPr>
+          <w:b w:val="0"/>
+        </w:rPr>
+        <w:t xml:space="preserve"> and a table always means </w:t>
+      </w:r>
+      <w:r>
+        <w:rPr>
+          <w:b/>
+        </w:rPr>
+        <w:t>regression</w:t>
+      </w:r>
+      <w:r>
+        <w:rPr>
+          <w:b w:val="0"/>
+        </w:rPr>
+        <w:t>.</w:t>
+      </w:r>
+    </w:p>
+    <w:p>
+      <w:pPr>
+        <w:spacing w:line="336" w:lineRule="auto" w:after="180"/>
+      </w:pPr>
+      <w:r>
+        <w:rPr>
+          <w:b w:val="0"/>
+        </w:rPr>
         <w:t>Diagnose one cause and name the cleanest next experiment:</w:t>
       </w:r>
     </w:p>
@@ -2195,20 +3631,140 @@
       </w:r>
     </w:p>
     <w:p>
-      <w:r>
-        <w:t>A task specification should name the prediction moment, permitted inputs, target meaning and how predictions will be checked. Classification checks compare category decisions with observed categories. Regression checks measure numerical error with stated units. Later weeks examine additional metrics and why the consequences of different errors matter.</w:t>
-      </w:r>
-    </w:p>
-    <w:p>
-      <w:r>
-        <w:t>A correct category does not imply an exact quantity, and low numerical error does not guarantee every threshold decision is right. Three supplied examples establish only these calculations. They do not establish a trained model's reliability or show that a robot should act without review.</w:t>
-      </w:r>
-    </w:p>
-    <w:p>
       <w:pPr>
         <w:pStyle w:val="Heading3"/>
       </w:pPr>
       <w:r>
+        <w:t>Check the claim against the facts</w:t>
+      </w:r>
+    </w:p>
+    <w:p>
+      <w:pPr>
+        <w:spacing w:line="336" w:lineRule="auto" w:after="180"/>
+        <w:shd w:fill="FFF5E6"/>
+      </w:pPr>
+      <w:r>
+        <w:rPr>
+          <w:b w:val="0"/>
+        </w:rPr>
+        <w:t xml:space="preserve">A task specification should name the </w:t>
+      </w:r>
+      <w:r>
+        <w:rPr>
+          <w:b/>
+        </w:rPr>
+        <w:t>prediction</w:t>
+      </w:r>
+      <w:r>
+        <w:rPr>
+          <w:b w:val="0"/>
+        </w:rPr>
+        <w:t xml:space="preserve"> moment, permitted </w:t>
+      </w:r>
+      <w:r>
+        <w:rPr>
+          <w:b/>
+        </w:rPr>
+        <w:t>input</w:t>
+      </w:r>
+      <w:r>
+        <w:rPr>
+          <w:b w:val="0"/>
+        </w:rPr>
+        <w:t xml:space="preserve">s, target meaning and how </w:t>
+      </w:r>
+      <w:r>
+        <w:rPr>
+          <w:b/>
+        </w:rPr>
+        <w:t>prediction</w:t>
+      </w:r>
+      <w:r>
+        <w:rPr>
+          <w:b w:val="0"/>
+        </w:rPr>
+        <w:t xml:space="preserve">s will be checked. </w:t>
+      </w:r>
+      <w:r>
+        <w:rPr>
+          <w:b/>
+        </w:rPr>
+        <w:t>Classification</w:t>
+      </w:r>
+      <w:r>
+        <w:rPr>
+          <w:b w:val="0"/>
+        </w:rPr>
+        <w:t xml:space="preserve"> checks compare category decisions with observed categories.</w:t>
+      </w:r>
+    </w:p>
+    <w:p>
+      <w:pPr>
+        <w:spacing w:line="336" w:lineRule="auto" w:after="180"/>
+        <w:shd w:fill="FFF5E6"/>
+      </w:pPr>
+      <w:r>
+        <w:rPr>
+          <w:b/>
+        </w:rPr>
+        <w:t>Regression</w:t>
+      </w:r>
+      <w:r>
+        <w:rPr>
+          <w:b w:val="0"/>
+        </w:rPr>
+        <w:t xml:space="preserve"> checks measure numerical error with stated units. Later weeks examine additional metrics and why the consequences of different errors matter.</w:t>
+      </w:r>
+    </w:p>
+    <w:p>
+      <w:pPr>
+        <w:pStyle w:val="Heading3"/>
+      </w:pPr>
+      <w:r>
+        <w:t>Check the claim against the facts</w:t>
+      </w:r>
+    </w:p>
+    <w:p>
+      <w:pPr>
+        <w:spacing w:line="336" w:lineRule="auto" w:after="180"/>
+        <w:shd w:fill="FFF5E6"/>
+      </w:pPr>
+      <w:r>
+        <w:rPr>
+          <w:b w:val="0"/>
+        </w:rPr>
+        <w:t xml:space="preserve">A correct category does not imply an exact quantity, and low numerical error does not guarantee every </w:t>
+      </w:r>
+      <w:r>
+        <w:rPr>
+          <w:b/>
+        </w:rPr>
+        <w:t>threshold</w:t>
+      </w:r>
+      <w:r>
+        <w:rPr>
+          <w:b w:val="0"/>
+        </w:rPr>
+        <w:t xml:space="preserve"> decision is right. Three supplied examples establish only these calculations.</w:t>
+      </w:r>
+    </w:p>
+    <w:p>
+      <w:pPr>
+        <w:spacing w:line="336" w:lineRule="auto" w:after="180"/>
+        <w:shd w:fill="FFF5E6"/>
+      </w:pPr>
+      <w:r>
+        <w:rPr>
+          <w:b w:val="0"/>
+        </w:rPr>
+        <w:t>They do not establish a trained model's reliability or show that a robot should act without review.</w:t>
+      </w:r>
+    </w:p>
+    <w:p>
+      <w:pPr>
+        <w:pStyle w:val="Heading3"/>
+      </w:pPr>
+      <w:r>
         <w:t>A team needs an estimated arrival duration in minutes. State the task type and a suitable error check. Explain why reporting only the fraction of correct slow or not-slow decisions leaves its main question unanswered.</w:t>
       </w:r>
     </w:p>
@@ -2247,6 +3803,17 @@
     </w:p>
     <w:p>
       <w:r>
+        <w:t>Practise Classification or Regression? with support, then explain the deciding step in your own words.</w:t>
+      </w:r>
+    </w:p>
+    <w:p>
+      <w:pPr>
+        <w:spacing w:line="336" w:lineRule="auto" w:after="180"/>
+      </w:pPr>
+      <w:r>
+        <w:rPr>
+          <w:b/>
+        </w:rPr>
         <w:t>ML STUDIO</w:t>
       </w:r>
     </w:p>
@@ -2259,7 +3826,13 @@
       </w:r>
     </w:p>
     <w:p>
-      <w:r>
+      <w:pPr>
+        <w:spacing w:line="336" w:lineRule="auto" w:after="180"/>
+      </w:pPr>
+      <w:r>
+        <w:rPr>
+          <w:b w:val="0"/>
+        </w:rPr>
         <w:t>A trustworthy result can be reproduced from the recorded data, code, settings, and evaluation rule.</w:t>
       </w:r>
     </w:p>
@@ -2308,37 +3881,124 @@
       </w:r>
     </w:p>
     <w:p>
-      <w:r>
-        <w:t>QUESTION + intended use + success threshold</w:t>
-      </w:r>
-    </w:p>
-    <w:p>
-      <w:r>
+      <w:pPr>
+        <w:pStyle w:val="Heading3"/>
+      </w:pPr>
+      <w:r>
+        <w:t>Question to explain</w:t>
+      </w:r>
+    </w:p>
+    <w:p>
+      <w:pPr>
+        <w:spacing w:line="336" w:lineRule="auto" w:after="180"/>
+        <w:shd w:fill="F5F1FB"/>
+      </w:pPr>
+      <w:r>
+        <w:rPr>
+          <w:b w:val="0"/>
+        </w:rPr>
+        <w:t xml:space="preserve">QUESTION + intended use + success </w:t>
+      </w:r>
+      <w:r>
+        <w:rPr>
+          <w:b/>
+        </w:rPr>
+        <w:t>threshold</w:t>
+      </w:r>
+    </w:p>
+    <w:p>
+      <w:pPr>
+        <w:spacing w:line="336" w:lineRule="auto" w:after="180"/>
+      </w:pPr>
+      <w:r>
+        <w:rPr>
+          <w:b w:val="0"/>
+        </w:rPr>
         <w:t>DATA version + grouped split + leakage check</w:t>
       </w:r>
     </w:p>
     <w:p>
-      <w:r>
-        <w:t>CODE/preprocessing + features + model + settings + seed</w:t>
-      </w:r>
-    </w:p>
-    <w:p>
-      <w:r>
-        <w:t>METRICS + positive class + units + denominators</w:t>
-      </w:r>
-    </w:p>
-    <w:p>
-      <w:r>
-        <w:t>PREDICTIONS + errors + subgroup slices + limitations</w:t>
-      </w:r>
-    </w:p>
-    <w:p>
-      <w:r>
+      <w:pPr>
+        <w:spacing w:line="336" w:lineRule="auto" w:after="180"/>
+      </w:pPr>
+      <w:r>
+        <w:rPr>
+          <w:b w:val="0"/>
+        </w:rPr>
+        <w:t>CODE/pre</w:t>
+      </w:r>
+      <w:r>
+        <w:rPr>
+          <w:b/>
+        </w:rPr>
+        <w:t>process</w:t>
+      </w:r>
+      <w:r>
+        <w:rPr>
+          <w:b w:val="0"/>
+        </w:rPr>
+        <w:t>ing + features + model + settings + seed</w:t>
+      </w:r>
+    </w:p>
+    <w:p>
+      <w:pPr>
+        <w:spacing w:line="336" w:lineRule="auto" w:after="180"/>
+      </w:pPr>
+      <w:r>
+        <w:rPr>
+          <w:b w:val="0"/>
+        </w:rPr>
+        <w:t xml:space="preserve">METRICS + positive </w:t>
+      </w:r>
+      <w:r>
+        <w:rPr>
+          <w:b/>
+        </w:rPr>
+        <w:t>class</w:t>
+      </w:r>
+      <w:r>
+        <w:rPr>
+          <w:b w:val="0"/>
+        </w:rPr>
+        <w:t xml:space="preserve"> + units + denominators</w:t>
+      </w:r>
+    </w:p>
+    <w:p>
+      <w:pPr>
+        <w:spacing w:line="336" w:lineRule="auto" w:after="180"/>
+      </w:pPr>
+      <w:r>
+        <w:rPr>
+          <w:b/>
+        </w:rPr>
+        <w:t>PREDICTION</w:t>
+      </w:r>
+      <w:r>
+        <w:rPr>
+          <w:b w:val="0"/>
+        </w:rPr>
+        <w:t>S + errors + subgroup slices + limitations</w:t>
+      </w:r>
+    </w:p>
+    <w:p>
+      <w:pPr>
+        <w:spacing w:line="336" w:lineRule="auto" w:after="180"/>
+      </w:pPr>
+      <w:r>
+        <w:rPr>
+          <w:b w:val="0"/>
+        </w:rPr>
         <w:t>HUMAN reviewer + release, revise, limit, or stop decision</w:t>
       </w:r>
     </w:p>
     <w:p>
-      <w:r>
+      <w:pPr>
+        <w:spacing w:line="336" w:lineRule="auto" w:after="180"/>
+      </w:pPr>
+      <w:r>
+        <w:rPr>
+          <w:b w:val="0"/>
+        </w:rPr>
         <w:t>Write the minimum record needed to reproduce today's result:</w:t>
       </w:r>
     </w:p>
@@ -2351,13 +4011,95 @@
       </w:r>
     </w:p>
     <w:p>
-      <w:r>
-        <w:t>A learner says that predicting route type is regression because indoor is encoded as 1 and outdoor as 2. The numbers are category codes: their difference does not measure travel time or another meaningful amount. Treat this as classification and judge the predicted category. Changing the codes must not change the meaning of the task.</w:t>
-      </w:r>
-    </w:p>
-    <w:p>
-      <w:r>
-        <w:t>Another learner puts durations into short and long bins, then claims to predict exact minutes. Binning creates a classification target and loses within-bin detail. If the user needs minutes, keep a quantity target and evaluate error in minutes. If the user needs a threshold decision, define the boundary and relevant consequences. Neither task is automatically better.</w:t>
+      <w:pPr>
+        <w:spacing w:line="336" w:lineRule="auto" w:after="180"/>
+      </w:pPr>
+      <w:r>
+        <w:rPr>
+          <w:b w:val="0"/>
+        </w:rPr>
+        <w:t xml:space="preserve">A learner says that predicting route type is </w:t>
+      </w:r>
+      <w:r>
+        <w:rPr>
+          <w:b/>
+        </w:rPr>
+        <w:t>regression</w:t>
+      </w:r>
+      <w:r>
+        <w:rPr>
+          <w:b w:val="0"/>
+        </w:rPr>
+        <w:t xml:space="preserve"> because indoor is encoded as 1 and outdoor as 2. The numbers are category codes: their difference does not measure travel time or another meaningful amount.</w:t>
+      </w:r>
+    </w:p>
+    <w:p>
+      <w:pPr>
+        <w:spacing w:line="336" w:lineRule="auto" w:after="180"/>
+      </w:pPr>
+      <w:r>
+        <w:rPr>
+          <w:b w:val="0"/>
+        </w:rPr>
+        <w:t xml:space="preserve">Treat this as </w:t>
+      </w:r>
+      <w:r>
+        <w:rPr>
+          <w:b/>
+        </w:rPr>
+        <w:t>classification</w:t>
+      </w:r>
+      <w:r>
+        <w:rPr>
+          <w:b w:val="0"/>
+        </w:rPr>
+        <w:t xml:space="preserve"> and judge the predicted category. Changing the codes must not change the meaning of the task.</w:t>
+      </w:r>
+    </w:p>
+    <w:p>
+      <w:pPr>
+        <w:spacing w:line="336" w:lineRule="auto" w:after="180"/>
+      </w:pPr>
+      <w:r>
+        <w:rPr>
+          <w:b w:val="0"/>
+        </w:rPr>
+        <w:t xml:space="preserve">Another learner puts durations into short and long bins, then claims to predict exact minutes. Binning creates a </w:t>
+      </w:r>
+      <w:r>
+        <w:rPr>
+          <w:b/>
+        </w:rPr>
+        <w:t>classification</w:t>
+      </w:r>
+      <w:r>
+        <w:rPr>
+          <w:b w:val="0"/>
+        </w:rPr>
+        <w:t xml:space="preserve"> target and loses within-bin detail.</w:t>
+      </w:r>
+    </w:p>
+    <w:p>
+      <w:pPr>
+        <w:spacing w:line="336" w:lineRule="auto" w:after="180"/>
+      </w:pPr>
+      <w:r>
+        <w:rPr>
+          <w:b w:val="0"/>
+        </w:rPr>
+        <w:t xml:space="preserve">If the user needs minutes, keep a quantity target and evaluate error in minutes. If the user needs a </w:t>
+      </w:r>
+      <w:r>
+        <w:rPr>
+          <w:b/>
+        </w:rPr>
+        <w:t>threshold</w:t>
+      </w:r>
+      <w:r>
+        <w:rPr>
+          <w:b w:val="0"/>
+        </w:rPr>
+        <w:t xml:space="preserve"> decision, define the boundary and relevant consequences. Neither task is automatically better.</w:t>
       </w:r>
     </w:p>
     <w:p>
@@ -2369,8 +4111,50 @@
       </w:r>
     </w:p>
     <w:p>
-      <w:r>
-        <w:t>Use workbook W2 for the connected example “Classification and regression”. First fill the input and rule boxes. Try the middle steps before asking for a hint. After a hint, try the next step yourself.</w:t>
+      <w:pPr>
+        <w:spacing w:line="336" w:lineRule="auto" w:after="180"/>
+      </w:pPr>
+      <w:r>
+        <w:rPr>
+          <w:b w:val="0"/>
+        </w:rPr>
+        <w:t>Use workbook W2 for the connected example “</w:t>
+      </w:r>
+      <w:r>
+        <w:rPr>
+          <w:b/>
+        </w:rPr>
+        <w:t>Classification</w:t>
+      </w:r>
+      <w:r>
+        <w:rPr>
+          <w:b w:val="0"/>
+        </w:rPr>
+        <w:t xml:space="preserve"> and </w:t>
+      </w:r>
+      <w:r>
+        <w:rPr>
+          <w:b/>
+        </w:rPr>
+        <w:t>regression</w:t>
+      </w:r>
+      <w:r>
+        <w:rPr>
+          <w:b w:val="0"/>
+        </w:rPr>
+        <w:t xml:space="preserve">”. First fill the </w:t>
+      </w:r>
+      <w:r>
+        <w:rPr>
+          <w:b/>
+        </w:rPr>
+        <w:t>input</w:t>
+      </w:r>
+      <w:r>
+        <w:rPr>
+          <w:b w:val="0"/>
+        </w:rPr>
+        <w:t xml:space="preserve"> and rule boxes. Try the middle steps before asking for a hint. After a hint, try the next step yourself.</w:t>
       </w:r>
     </w:p>
     <w:tbl>
@@ -2453,7 +4237,13 @@
       </w:tr>
     </w:tbl>
     <w:p>
-      <w:r>
+      <w:pPr>
+        <w:spacing w:line="336" w:lineRule="auto" w:after="180"/>
+      </w:pPr>
+      <w:r>
+        <w:rPr>
+          <w:b w:val="0"/>
+        </w:rPr>
         <w:t>Explain your trace to a partner. Your partner points to one step to check. Swap roles on the next case. Each person writes their own explanation.</w:t>
       </w:r>
     </w:p>
@@ -2466,12 +4256,71 @@
       </w:r>
     </w:p>
     <w:p>
-      <w:r>
-        <w:t>Use the worked case for Classification and regression. Proposed explanation: “Numbers always mean regression”. Decide whether this explanation is supported. Point to the step or supplied fact that decides; explain your repair if needed.</w:t>
-      </w:r>
-    </w:p>
-    <w:p>
-      <w:r>
+      <w:pPr>
+        <w:spacing w:line="336" w:lineRule="auto" w:after="180"/>
+      </w:pPr>
+      <w:r>
+        <w:rPr>
+          <w:b w:val="0"/>
+        </w:rPr>
+        <w:t xml:space="preserve">Use the worked case for </w:t>
+      </w:r>
+      <w:r>
+        <w:rPr>
+          <w:b/>
+        </w:rPr>
+        <w:t>Classification</w:t>
+      </w:r>
+      <w:r>
+        <w:rPr>
+          <w:b w:val="0"/>
+        </w:rPr>
+        <w:t xml:space="preserve"> and </w:t>
+      </w:r>
+      <w:r>
+        <w:rPr>
+          <w:b/>
+        </w:rPr>
+        <w:t>regression</w:t>
+      </w:r>
+      <w:r>
+        <w:rPr>
+          <w:b w:val="0"/>
+        </w:rPr>
+        <w:t xml:space="preserve">. Proposed explanation: “Numbers always mean </w:t>
+      </w:r>
+      <w:r>
+        <w:rPr>
+          <w:b/>
+        </w:rPr>
+        <w:t>regression</w:t>
+      </w:r>
+      <w:r>
+        <w:rPr>
+          <w:b w:val="0"/>
+        </w:rPr>
+        <w:t>”. Decide whether this explanation is supported.</w:t>
+      </w:r>
+    </w:p>
+    <w:p>
+      <w:pPr>
+        <w:spacing w:line="336" w:lineRule="auto" w:after="180"/>
+      </w:pPr>
+      <w:r>
+        <w:rPr>
+          <w:b w:val="0"/>
+        </w:rPr>
+        <w:t>Point to the step or supplied fact that decides; explain your repair if needed.</w:t>
+      </w:r>
+    </w:p>
+    <w:p>
+      <w:pPr>
+        <w:spacing w:line="336" w:lineRule="auto" w:after="180"/>
+      </w:pPr>
+      <w:r>
+        <w:rPr>
+          <w:b w:val="0"/>
+        </w:rPr>
         <w:t>Answer on your own before discussion. If you are unsure, say which step you need help with.</w:t>
       </w:r>
     </w:p>
@@ -2484,8 +4333,38 @@
       </w:r>
     </w:p>
     <w:p>
-      <w:r>
-        <w:t>Did regression MAE improve when the boundary changed? Point to the relevant step in the picture, then write the changed result and the rule or evidence that supports it.</w:t>
+      <w:pPr>
+        <w:spacing w:line="336" w:lineRule="auto" w:after="180"/>
+      </w:pPr>
+      <w:r>
+        <w:rPr>
+          <w:b w:val="0"/>
+        </w:rPr>
+        <w:t xml:space="preserve">Did </w:t>
+      </w:r>
+      <w:r>
+        <w:rPr>
+          <w:b/>
+        </w:rPr>
+        <w:t>regression</w:t>
+      </w:r>
+      <w:r>
+        <w:rPr>
+          <w:b w:val="0"/>
+        </w:rPr>
+        <w:t xml:space="preserve"> MAE improve when the boundary changed? Point to the relevant step in the picture, then write the changed result and the rule or </w:t>
+      </w:r>
+      <w:r>
+        <w:rPr>
+          <w:b/>
+        </w:rPr>
+        <w:t>evidence</w:t>
+      </w:r>
+      <w:r>
+        <w:rPr>
+          <w:b w:val="0"/>
+        </w:rPr>
+        <w:t xml:space="preserve"> that supports it.</w:t>
       </w:r>
     </w:p>
     <w:p>
@@ -2517,7 +4396,13 @@
       </w:r>
     </w:p>
     <w:p>
-      <w:r>
+      <w:pPr>
+        <w:spacing w:line="336" w:lineRule="auto" w:after="180"/>
+      </w:pPr>
+      <w:r>
+        <w:rPr>
+          <w:b w:val="0"/>
+        </w:rPr>
         <w:t>This is supported practice. Keep the separately named independent case for an attempt before feedback.</w:t>
       </w:r>
     </w:p>
@@ -2531,7 +4416,24 @@
     </w:p>
     <w:p>
       <w:r>
-        <w:t>EVIDENCE LAB</w:t>
+        <w:t>Investigate Classification or Regression?. Record the prediction, actual observation or labelled paper trace, explanation and next test separately.</w:t>
+      </w:r>
+    </w:p>
+    <w:p>
+      <w:pPr>
+        <w:spacing w:line="336" w:lineRule="auto" w:after="180"/>
+      </w:pPr>
+      <w:r>
+        <w:rPr>
+          <w:b/>
+        </w:rPr>
+        <w:t>EVIDENCE</w:t>
+      </w:r>
+      <w:r>
+        <w:rPr>
+          <w:b/>
+        </w:rPr>
+        <w:t xml:space="preserve"> LAB</w:t>
       </w:r>
     </w:p>
     <w:p>
@@ -2543,7 +4445,13 @@
       </w:r>
     </w:p>
     <w:p>
-      <w:r>
+      <w:pPr>
+        <w:spacing w:line="336" w:lineRule="auto" w:after="180"/>
+      </w:pPr>
+      <w:r>
+        <w:rPr>
+          <w:b w:val="0"/>
+        </w:rPr>
         <w:t>Keep the test conditions fixed, record every result, and change only one planned factor.</w:t>
       </w:r>
     </w:p>
@@ -2584,27 +4492,86 @@
       </w:r>
     </w:p>
     <w:p>
-      <w:r>
-        <w:t>1.  Write the hypothesis and expected evidence before running.</w:t>
-      </w:r>
-    </w:p>
-    <w:p>
-      <w:r>
-        <w:t>2.  Task-Type Clinic: classify six problem statements, rewrite vague targets, and match each to a useful metric.</w:t>
-      </w:r>
-    </w:p>
-    <w:p>
-      <w:r>
+      <w:pPr>
+        <w:spacing w:line="336" w:lineRule="auto" w:after="180"/>
+        <w:shd w:fill="F4F9FC"/>
+      </w:pPr>
+      <w:r>
+        <w:rPr>
+          <w:b w:val="0"/>
+        </w:rPr>
+        <w:t xml:space="preserve">1.  Write the hypothesis and expected </w:t>
+      </w:r>
+      <w:r>
+        <w:rPr>
+          <w:b/>
+        </w:rPr>
+        <w:t>evidence</w:t>
+      </w:r>
+      <w:r>
+        <w:rPr>
+          <w:b w:val="0"/>
+        </w:rPr>
+        <w:t xml:space="preserve"> before running.</w:t>
+      </w:r>
+    </w:p>
+    <w:p>
+      <w:pPr>
+        <w:spacing w:line="336" w:lineRule="auto" w:after="180"/>
+        <w:shd w:fill="F4F9FC"/>
+      </w:pPr>
+      <w:r>
+        <w:rPr>
+          <w:b w:val="0"/>
+        </w:rPr>
+        <w:t xml:space="preserve">2.  Task-Type Clinic: </w:t>
+      </w:r>
+      <w:r>
+        <w:rPr>
+          <w:b/>
+        </w:rPr>
+        <w:t>class</w:t>
+      </w:r>
+      <w:r>
+        <w:rPr>
+          <w:b w:val="0"/>
+        </w:rPr>
+        <w:t>ify six problem statements, rewrite vague targets, and match each to a useful metric.</w:t>
+      </w:r>
+    </w:p>
+    <w:p>
+      <w:pPr>
+        <w:spacing w:line="336" w:lineRule="auto" w:after="180"/>
+        <w:shd w:fill="F4F9FC"/>
+      </w:pPr>
+      <w:r>
+        <w:rPr>
+          <w:b w:val="0"/>
+        </w:rPr>
         <w:t>3.  Run one normal, one boundary, one missing, and one shifted case.</w:t>
       </w:r>
     </w:p>
     <w:p>
-      <w:r>
+      <w:pPr>
+        <w:spacing w:line="336" w:lineRule="auto" w:after="180"/>
+        <w:shd w:fill="F4F9FC"/>
+      </w:pPr>
+      <w:r>
+        <w:rPr>
+          <w:b w:val="0"/>
+        </w:rPr>
         <w:t>4.  Calculate the metric from raw counts or row-level errors.</w:t>
       </w:r>
     </w:p>
     <w:p>
-      <w:r>
+      <w:pPr>
+        <w:spacing w:line="336" w:lineRule="auto" w:after="180"/>
+        <w:shd w:fill="F4F9FC"/>
+      </w:pPr>
+      <w:r>
+        <w:rPr>
+          <w:b w:val="0"/>
+        </w:rPr>
         <w:t>5.  Interpret what changed, what did not, and what remains unsafe or unknown.</w:t>
       </w:r>
     </w:p>
@@ -2862,7 +4829,13 @@
       </w:r>
     </w:p>
     <w:p>
-      <w:r>
+      <w:pPr>
+        <w:spacing w:line="336" w:lineRule="auto" w:after="180"/>
+      </w:pPr>
+      <w:r>
+        <w:rPr>
+          <w:b w:val="0"/>
+        </w:rPr>
         <w:t>Before trying: what do I expect, and why? While trying: which step could first go wrong? Afterwards: what did I actually observe, and what should change? Keep “not run” if you only traced the procedure.</w:t>
       </w:r>
     </w:p>
@@ -2876,6 +4849,17 @@
     </w:p>
     <w:p>
       <w:r>
+        <w:t>Move from recall to tracing, diagnosis and transfer in Classification or Regression?. Explain why each step is justified.</w:t>
+      </w:r>
+    </w:p>
+    <w:p>
+      <w:pPr>
+        <w:spacing w:line="336" w:lineRule="auto" w:after="180"/>
+      </w:pPr>
+      <w:r>
+        <w:rPr>
+          <w:b/>
+        </w:rPr>
         <w:t>MASTERY</w:t>
       </w:r>
     </w:p>
@@ -2888,8 +4872,26 @@
       </w:r>
     </w:p>
     <w:p>
-      <w:r>
-        <w:t>Move upward only when you can produce evidence without copying the example.</w:t>
+      <w:pPr>
+        <w:spacing w:line="336" w:lineRule="auto" w:after="180"/>
+      </w:pPr>
+      <w:r>
+        <w:rPr>
+          <w:b w:val="0"/>
+        </w:rPr>
+        <w:t xml:space="preserve">Move upward only when you can produce </w:t>
+      </w:r>
+      <w:r>
+        <w:rPr>
+          <w:b/>
+        </w:rPr>
+        <w:t>evidence</w:t>
+      </w:r>
+      <w:r>
+        <w:rPr>
+          <w:b w:val="0"/>
+        </w:rPr>
+        <w:t xml:space="preserve"> without copying the example.</w:t>
       </w:r>
     </w:p>
     <w:p>
@@ -2929,42 +4931,191 @@
       </w:r>
     </w:p>
     <w:p>
-      <w:r>
-        <w:t>DEFINE  Use all four terms precisely: classification, regression, class, continuous target.</w:t>
-      </w:r>
-    </w:p>
-    <w:p>
-      <w:r>
-        <w:t>CALCULATE  Reproduce the worked evidence with units and denominator.</w:t>
-      </w:r>
-    </w:p>
-    <w:p>
-      <w:r>
+      <w:pPr>
+        <w:spacing w:line="336" w:lineRule="auto" w:after="180"/>
+      </w:pPr>
+      <w:r>
+        <w:rPr>
+          <w:b w:val="0"/>
+        </w:rPr>
+        <w:t xml:space="preserve">DEFINE  Use all four terms precisely: </w:t>
+      </w:r>
+      <w:r>
+        <w:rPr>
+          <w:b/>
+        </w:rPr>
+        <w:t>classification</w:t>
+      </w:r>
+      <w:r>
+        <w:rPr>
+          <w:b w:val="0"/>
+        </w:rPr>
+        <w:t xml:space="preserve">, </w:t>
+      </w:r>
+      <w:r>
+        <w:rPr>
+          <w:b/>
+        </w:rPr>
+        <w:t>regression</w:t>
+      </w:r>
+      <w:r>
+        <w:rPr>
+          <w:b w:val="0"/>
+        </w:rPr>
+        <w:t xml:space="preserve">, </w:t>
+      </w:r>
+      <w:r>
+        <w:rPr>
+          <w:b/>
+        </w:rPr>
+        <w:t>class</w:t>
+      </w:r>
+      <w:r>
+        <w:rPr>
+          <w:b w:val="0"/>
+        </w:rPr>
+        <w:t xml:space="preserve">, </w:t>
+      </w:r>
+      <w:r>
+        <w:rPr>
+          <w:b/>
+        </w:rPr>
+        <w:t>continuous target</w:t>
+      </w:r>
+      <w:r>
+        <w:rPr>
+          <w:b w:val="0"/>
+        </w:rPr>
+        <w:t>.</w:t>
+      </w:r>
+    </w:p>
+    <w:p>
+      <w:pPr>
+        <w:spacing w:line="336" w:lineRule="auto" w:after="180"/>
+      </w:pPr>
+      <w:r>
+        <w:rPr>
+          <w:b w:val="0"/>
+        </w:rPr>
+        <w:t xml:space="preserve">CALCULATE  Reproduce the worked </w:t>
+      </w:r>
+      <w:r>
+        <w:rPr>
+          <w:b/>
+        </w:rPr>
+        <w:t>evidence</w:t>
+      </w:r>
+      <w:r>
+        <w:rPr>
+          <w:b w:val="0"/>
+        </w:rPr>
+        <w:t xml:space="preserve"> with units and denominator.</w:t>
+      </w:r>
+    </w:p>
+    <w:p>
+      <w:pPr>
+        <w:spacing w:line="336" w:lineRule="auto" w:after="180"/>
+        <w:shd w:fill="F4F9FC"/>
+      </w:pPr>
+      <w:r>
+        <w:rPr>
+          <w:b w:val="0"/>
+        </w:rPr>
         <w:t>TRACE  Explain the data, code or decision path.</w:t>
       </w:r>
     </w:p>
     <w:p>
-      <w:r>
-        <w:t>DIAGNOSE  A photograph always means classification and a table always means regression.</w:t>
-      </w:r>
-    </w:p>
-    <w:p>
-      <w:r>
+      <w:pPr>
+        <w:spacing w:line="336" w:lineRule="auto" w:after="180"/>
+        <w:shd w:fill="F4F9FC"/>
+      </w:pPr>
+      <w:r>
+        <w:rPr>
+          <w:b w:val="0"/>
+        </w:rPr>
+        <w:t xml:space="preserve">DIAGNOSE  A photograph always means </w:t>
+      </w:r>
+      <w:r>
+        <w:rPr>
+          <w:b/>
+        </w:rPr>
+        <w:t>classification</w:t>
+      </w:r>
+      <w:r>
+        <w:rPr>
+          <w:b w:val="0"/>
+        </w:rPr>
+        <w:t xml:space="preserve"> and a table always means </w:t>
+      </w:r>
+      <w:r>
+        <w:rPr>
+          <w:b/>
+        </w:rPr>
+        <w:t>regression</w:t>
+      </w:r>
+      <w:r>
+        <w:rPr>
+          <w:b w:val="0"/>
+        </w:rPr>
+        <w:t>.</w:t>
+      </w:r>
+    </w:p>
+    <w:p>
+      <w:pPr>
+        <w:spacing w:line="336" w:lineRule="auto" w:after="180"/>
+        <w:shd w:fill="F4F9FC"/>
+      </w:pPr>
+      <w:r>
+        <w:rPr>
+          <w:b w:val="0"/>
+        </w:rPr>
         <w:t>TRANSFER  Solve a fresh dataset or model case.</w:t>
       </w:r>
     </w:p>
     <w:p>
-      <w:r>
-        <w:t>IMPROVE  Change one cause and rerun fixed evidence.</w:t>
-      </w:r>
-    </w:p>
-    <w:p>
-      <w:r>
+      <w:pPr>
+        <w:spacing w:line="336" w:lineRule="auto" w:after="180"/>
+      </w:pPr>
+      <w:r>
+        <w:rPr>
+          <w:b w:val="0"/>
+        </w:rPr>
+        <w:t xml:space="preserve">IMPROVE  Change one cause and rerun fixed </w:t>
+      </w:r>
+      <w:r>
+        <w:rPr>
+          <w:b/>
+        </w:rPr>
+        <w:t>evidence</w:t>
+      </w:r>
+      <w:r>
+        <w:rPr>
+          <w:b w:val="0"/>
+        </w:rPr>
+        <w:t>.</w:t>
+      </w:r>
+    </w:p>
+    <w:p>
+      <w:pPr>
+        <w:spacing w:line="336" w:lineRule="auto" w:after="180"/>
+        <w:shd w:fill="F4F9FC"/>
+      </w:pPr>
+      <w:r>
+        <w:rPr>
+          <w:b w:val="0"/>
+        </w:rPr>
         <w:t>DEFEND  State intended use, metric, limitation, and human responsibility.</w:t>
       </w:r>
     </w:p>
     <w:p>
-      <w:r>
+      <w:pPr>
+        <w:spacing w:line="336" w:lineRule="auto" w:after="180"/>
+        <w:shd w:fill="F1F6F8"/>
+      </w:pPr>
+      <w:r>
+        <w:rPr>
+          <w:b w:val="0"/>
+        </w:rPr>
         <w:t>MASTERY RULE  A coached calculation becomes mastery only after a different case is completed independently.</w:t>
       </w:r>
     </w:p>
@@ -2978,6 +5129,17 @@
     </w:p>
     <w:p>
       <w:r>
+        <w:t>Apply this week’s idea to Responsible Plant Classifier. Keep an annotated decision and the evidence supporting it.</w:t>
+      </w:r>
+    </w:p>
+    <w:p>
+      <w:pPr>
+        <w:spacing w:line="336" w:lineRule="auto" w:after="180"/>
+      </w:pPr>
+      <w:r>
+        <w:rPr>
+          <w:b/>
+        </w:rPr>
         <w:t>CUMULATIVE PROJECT</w:t>
       </w:r>
     </w:p>
@@ -2990,8 +5152,26 @@
       </w:r>
     </w:p>
     <w:p>
-      <w:r>
-        <w:t>Every week adds one reviewable artifact to the same evidence-based capstone.</w:t>
+      <w:pPr>
+        <w:spacing w:line="336" w:lineRule="auto" w:after="180"/>
+      </w:pPr>
+      <w:r>
+        <w:rPr>
+          <w:b w:val="0"/>
+        </w:rPr>
+        <w:t xml:space="preserve">Every week adds one reviewable artifact to the same </w:t>
+      </w:r>
+      <w:r>
+        <w:rPr>
+          <w:b/>
+        </w:rPr>
+        <w:t>evidence</w:t>
+      </w:r>
+      <w:r>
+        <w:rPr>
+          <w:b w:val="0"/>
+        </w:rPr>
+        <w:t>-based capstone.</w:t>
       </w:r>
     </w:p>
     <w:p>
@@ -3031,43 +5211,134 @@
       </w:r>
     </w:p>
     <w:p>
-      <w:r>
-        <w:t>THIS WEEK'S CHECKPOINT  Confirm whether Plant Classifier predicts a health category or a numerical severity score; document why.</w:t>
-      </w:r>
-    </w:p>
-    <w:p>
-      <w:r>
+      <w:pPr>
+        <w:spacing w:line="336" w:lineRule="auto" w:after="180"/>
+        <w:shd w:fill="EDF7F3"/>
+      </w:pPr>
+      <w:r>
+        <w:rPr>
+          <w:b w:val="0"/>
+        </w:rPr>
+        <w:t xml:space="preserve">THIS WEEK'S CHECKPOINT  Confirm whether Plant </w:t>
+      </w:r>
+      <w:r>
+        <w:rPr>
+          <w:b/>
+        </w:rPr>
+        <w:t>Class</w:t>
+      </w:r>
+      <w:r>
+        <w:rPr>
+          <w:b w:val="0"/>
+        </w:rPr>
+        <w:t>ifier predicts a health category or a numerical severity score; document why.</w:t>
+      </w:r>
+    </w:p>
+    <w:p>
+      <w:pPr>
+        <w:spacing w:line="336" w:lineRule="auto" w:after="180"/>
+        <w:shd w:fill="F5F1FB"/>
+      </w:pPr>
+      <w:r>
+        <w:rPr>
+          <w:b w:val="0"/>
+        </w:rPr>
         <w:t>Which requirement or risk does this artifact address?</w:t>
       </w:r>
     </w:p>
     <w:p>
-      <w:r>
+      <w:pPr>
+        <w:spacing w:line="336" w:lineRule="auto" w:after="180"/>
+        <w:shd w:fill="F5F1FB"/>
+      </w:pPr>
+      <w:r>
+        <w:rPr>
+          <w:b w:val="0"/>
+        </w:rPr>
         <w:t>Which dataset, split, code, and metric version does it use?</w:t>
       </w:r>
     </w:p>
     <w:p>
-      <w:r>
+      <w:pPr>
+        <w:spacing w:line="336" w:lineRule="auto" w:after="180"/>
+        <w:shd w:fill="F5F1FB"/>
+      </w:pPr>
+      <w:r>
+        <w:rPr>
+          <w:b w:val="0"/>
+        </w:rPr>
         <w:t>What normal and shifted cases were tested?</w:t>
       </w:r>
     </w:p>
     <w:p>
-      <w:r>
+      <w:pPr>
+        <w:spacing w:line="336" w:lineRule="auto" w:after="180"/>
+        <w:shd w:fill="F5F1FB"/>
+      </w:pPr>
+      <w:r>
+        <w:rPr>
+          <w:b w:val="0"/>
+        </w:rPr>
         <w:t>What remains uncertain or weak?</w:t>
       </w:r>
     </w:p>
     <w:p>
-      <w:r>
+      <w:pPr>
+        <w:spacing w:line="336" w:lineRule="auto" w:after="180"/>
+        <w:shd w:fill="F5F1FB"/>
+      </w:pPr>
+      <w:r>
+        <w:rPr>
+          <w:b w:val="0"/>
+        </w:rPr>
         <w:t>What decision still belongs to a teacher or qualified human?</w:t>
       </w:r>
     </w:p>
     <w:p>
-      <w:r>
-        <w:t>RESPONSIBLE RELEASE  Never use this classroom prototype for medical, pesticide, agricultural, or other consequential decisions.</w:t>
-      </w:r>
-    </w:p>
-    <w:p>
-      <w:r>
-        <w:t>My evidence-linked project decision:</w:t>
+      <w:pPr>
+        <w:spacing w:line="336" w:lineRule="auto" w:after="180"/>
+        <w:shd w:fill="FFF5E6"/>
+      </w:pPr>
+      <w:r>
+        <w:rPr>
+          <w:b w:val="0"/>
+        </w:rPr>
+        <w:t xml:space="preserve">RESPONSIBLE RELEASE  Never use this </w:t>
+      </w:r>
+      <w:r>
+        <w:rPr>
+          <w:b/>
+        </w:rPr>
+        <w:t>class</w:t>
+      </w:r>
+      <w:r>
+        <w:rPr>
+          <w:b w:val="0"/>
+        </w:rPr>
+        <w:t>room prototype for medical, pesticide, agricultural, or other consequential decisions.</w:t>
+      </w:r>
+    </w:p>
+    <w:p>
+      <w:pPr>
+        <w:spacing w:line="336" w:lineRule="auto" w:after="180"/>
+      </w:pPr>
+      <w:r>
+        <w:rPr>
+          <w:b w:val="0"/>
+        </w:rPr>
+        <w:t xml:space="preserve">My </w:t>
+      </w:r>
+      <w:r>
+        <w:rPr>
+          <w:b/>
+        </w:rPr>
+        <w:t>evidence</w:t>
+      </w:r>
+      <w:r>
+        <w:rPr>
+          <w:b w:val="0"/>
+        </w:rPr>
+        <w:t>-linked project decision:</w:t>
       </w:r>
     </w:p>
     <w:p>
@@ -3079,8 +5350,49 @@
       </w:r>
     </w:p>
     <w:p>
-      <w:r>
-        <w:t>For your Responsible Plant Classifier, save the input, procedure, observed result and limitation of this check. Label this worked example as practice; use a different, previously unreviewed case when checking independent understanding.</w:t>
+      <w:pPr>
+        <w:spacing w:line="336" w:lineRule="auto" w:after="180"/>
+      </w:pPr>
+      <w:r>
+        <w:rPr>
+          <w:b w:val="0"/>
+        </w:rPr>
+        <w:t xml:space="preserve">For your Responsible Plant </w:t>
+      </w:r>
+      <w:r>
+        <w:rPr>
+          <w:b/>
+        </w:rPr>
+        <w:t>Class</w:t>
+      </w:r>
+      <w:r>
+        <w:rPr>
+          <w:b w:val="0"/>
+        </w:rPr>
+        <w:t xml:space="preserve">ifier, save the </w:t>
+      </w:r>
+      <w:r>
+        <w:rPr>
+          <w:b/>
+        </w:rPr>
+        <w:t>input</w:t>
+      </w:r>
+      <w:r>
+        <w:rPr>
+          <w:b w:val="0"/>
+        </w:rPr>
+        <w:t>, procedure, observed result and limitation of this check.</w:t>
+      </w:r>
+    </w:p>
+    <w:p>
+      <w:pPr>
+        <w:spacing w:line="336" w:lineRule="auto" w:after="180"/>
+      </w:pPr>
+      <w:r>
+        <w:rPr>
+          <w:b w:val="0"/>
+        </w:rPr>
+        <w:t>Label this worked example as practice; use a different, previously unreviewed case when checking independent understanding.</w:t>
       </w:r>
     </w:p>
     <w:p>
@@ -3093,6 +5405,17 @@
     </w:p>
     <w:p>
       <w:r>
+        <w:t>Use a genuinely new case for independent evidence. Previously discussed examples remain practice; use the separately named independent case before feedback.</w:t>
+      </w:r>
+    </w:p>
+    <w:p>
+      <w:pPr>
+        <w:spacing w:line="336" w:lineRule="auto" w:after="180"/>
+      </w:pPr>
+      <w:r>
+        <w:rPr>
+          <w:b/>
+        </w:rPr>
         <w:t>INDEPENDENT PROOF</w:t>
       </w:r>
     </w:p>
@@ -3105,7 +5428,13 @@
       </w:r>
     </w:p>
     <w:p>
-      <w:r>
+      <w:pPr>
+        <w:spacing w:line="336" w:lineRule="auto" w:after="180"/>
+      </w:pPr>
+      <w:r>
+        <w:rPr>
+          <w:b w:val="0"/>
+        </w:rPr>
         <w:t>Complete this with a fresh case after guided practice and compare it with the mastery criteria.</w:t>
       </w:r>
     </w:p>
@@ -3146,48 +5475,156 @@
       </w:r>
     </w:p>
     <w:p>
-      <w:r>
-        <w:t>REQUIRED PROOF  Choose the task type for six scenarios and define the output space precisely.</w:t>
-      </w:r>
-    </w:p>
-    <w:p>
-      <w:r>
+      <w:pPr>
+        <w:pStyle w:val="Heading3"/>
+      </w:pPr>
+      <w:r>
+        <w:t>What success looks like</w:t>
+      </w:r>
+    </w:p>
+    <w:p>
+      <w:pPr>
+        <w:spacing w:line="336" w:lineRule="auto" w:after="180"/>
+        <w:shd w:fill="EDF7F3"/>
+      </w:pPr>
+      <w:r>
+        <w:rPr>
+          <w:b w:val="0"/>
+        </w:rPr>
+        <w:t xml:space="preserve">REQUIRED PROOF  Choose the task type for six scenarios and define the </w:t>
+      </w:r>
+      <w:r>
+        <w:rPr>
+          <w:b/>
+        </w:rPr>
+        <w:t>output</w:t>
+      </w:r>
+      <w:r>
+        <w:rPr>
+          <w:b w:val="0"/>
+        </w:rPr>
+        <w:t xml:space="preserve"> space precisely.</w:t>
+      </w:r>
+    </w:p>
+    <w:p>
+      <w:pPr>
+        <w:spacing w:line="336" w:lineRule="auto" w:after="180"/>
+      </w:pPr>
+      <w:r>
+        <w:rPr>
+          <w:b w:val="0"/>
+        </w:rPr>
         <w:t>□ Define the task, feature/target roles, and intended-use boundary.</w:t>
       </w:r>
     </w:p>
     <w:p>
-      <w:r>
+      <w:pPr>
+        <w:spacing w:line="336" w:lineRule="auto" w:after="180"/>
+      </w:pPr>
+      <w:r>
+        <w:rPr>
+          <w:b w:val="0"/>
+        </w:rPr>
         <w:t>□ Show the calculation, code trace, or experiment record.</w:t>
       </w:r>
     </w:p>
     <w:p>
-      <w:r>
+      <w:pPr>
+        <w:spacing w:line="336" w:lineRule="auto" w:after="180"/>
+      </w:pPr>
+      <w:r>
+        <w:rPr>
+          <w:b w:val="0"/>
+        </w:rPr>
         <w:t>□ Test a normal case and one revealing boundary, missing, or shifted case.</w:t>
       </w:r>
     </w:p>
     <w:p>
-      <w:r>
+      <w:pPr>
+        <w:spacing w:line="336" w:lineRule="auto" w:after="180"/>
+      </w:pPr>
+      <w:r>
+        <w:rPr>
+          <w:b w:val="0"/>
+        </w:rPr>
         <w:t>□ Diagnose one failure without changing several factors at once.</w:t>
       </w:r>
     </w:p>
     <w:p>
-      <w:r>
+      <w:pPr>
+        <w:spacing w:line="336" w:lineRule="auto" w:after="180"/>
+      </w:pPr>
+      <w:r>
+        <w:rPr>
+          <w:b w:val="0"/>
+        </w:rPr>
         <w:t>□ Name a limitation, fairness concern, and the human-review action.</w:t>
       </w:r>
     </w:p>
     <w:p>
-      <w:r>
-        <w:t>Independent evidence and defense:</w:t>
-      </w:r>
-    </w:p>
-    <w:p>
-      <w:r>
+      <w:pPr>
+        <w:spacing w:line="336" w:lineRule="auto" w:after="180"/>
+      </w:pPr>
+      <w:r>
+        <w:rPr>
+          <w:b w:val="0"/>
+        </w:rPr>
+        <w:t xml:space="preserve">Independent </w:t>
+      </w:r>
+      <w:r>
+        <w:rPr>
+          <w:b/>
+        </w:rPr>
+        <w:t>evidence</w:t>
+      </w:r>
+      <w:r>
+        <w:rPr>
+          <w:b w:val="0"/>
+        </w:rPr>
+        <w:t xml:space="preserve"> and defense:</w:t>
+      </w:r>
+    </w:p>
+    <w:p>
+      <w:pPr>
+        <w:spacing w:line="336" w:lineRule="auto" w:after="180"/>
+      </w:pPr>
+      <w:r>
+        <w:rPr>
+          <w:b w:val="0"/>
+        </w:rPr>
         <w:t>My level:  □ Not yet  □ With one hint  □ Independently  □ I can teach and defend it</w:t>
       </w:r>
     </w:p>
     <w:p>
-      <w:r>
-        <w:t>NEXT BRIDGE  Carry the experiment evidence into: Python and Table Readiness.</w:t>
+      <w:pPr>
+        <w:pStyle w:val="Heading3"/>
+      </w:pPr>
+      <w:r>
+        <w:t>Connect to the next lesson</w:t>
+      </w:r>
+    </w:p>
+    <w:p>
+      <w:pPr>
+        <w:spacing w:line="336" w:lineRule="auto" w:after="180"/>
+        <w:shd w:fill="F1F6F8"/>
+      </w:pPr>
+      <w:r>
+        <w:rPr>
+          <w:b w:val="0"/>
+        </w:rPr>
+        <w:t xml:space="preserve">NEXT BRIDGE  Carry the experiment </w:t>
+      </w:r>
+      <w:r>
+        <w:rPr>
+          <w:b/>
+        </w:rPr>
+        <w:t>evidence</w:t>
+      </w:r>
+      <w:r>
+        <w:rPr>
+          <w:b w:val="0"/>
+        </w:rPr>
+        <w:t xml:space="preserve"> into: Python and Table Readiness.</w:t>
       </w:r>
     </w:p>
     <w:p>
@@ -3199,6 +5636,11 @@
       </w:r>
     </w:p>
     <w:p>
+      <w:r>
+        <w:t>Revisit the complete Classification or Regression? case for supported practice. Repeated examples do not become fresh assessments.</w:t>
+      </w:r>
+    </w:p>
+    <w:p>
       <w:pPr>
         <w:pStyle w:val="Heading3"/>
       </w:pPr>
@@ -3207,7 +5649,13 @@
       </w:r>
     </w:p>
     <w:p>
-      <w:r>
+      <w:pPr>
+        <w:spacing w:line="336" w:lineRule="auto" w:after="180"/>
+      </w:pPr>
+      <w:r>
+        <w:rPr>
+          <w:b w:val="0"/>
+        </w:rPr>
         <w:t>Use the supplied details to practise the weekly concept before attempting the independent question. This case extends the illustrated lesson.</w:t>
       </w:r>
     </w:p>
@@ -3220,7 +5668,13 @@
       </w:r>
     </w:p>
     <w:p>
-      <w:r>
+      <w:pPr>
+        <w:spacing w:line="336" w:lineRule="auto" w:after="180"/>
+      </w:pPr>
+      <w:r>
+        <w:rPr>
+          <w:b w:val="0"/>
+        </w:rPr>
         <w:t>Task A predicts healthy/spotted; B predicts next week's height in cm.</w:t>
       </w:r>
     </w:p>
@@ -3233,8 +5687,26 @@
       </w:r>
     </w:p>
     <w:p>
-      <w:r>
-        <w:t>Choose task and output types.</w:t>
+      <w:pPr>
+        <w:spacing w:line="336" w:lineRule="auto" w:after="180"/>
+      </w:pPr>
+      <w:r>
+        <w:rPr>
+          <w:b w:val="0"/>
+        </w:rPr>
+        <w:t xml:space="preserve">Choose task and </w:t>
+      </w:r>
+      <w:r>
+        <w:rPr>
+          <w:b/>
+        </w:rPr>
+        <w:t>output</w:t>
+      </w:r>
+      <w:r>
+        <w:rPr>
+          <w:b w:val="0"/>
+        </w:rPr>
+        <w:t xml:space="preserve"> types.</w:t>
       </w:r>
     </w:p>
     <w:p>
@@ -3246,8 +5718,98 @@
       </w:r>
     </w:p>
     <w:p>
-      <w:r>
-        <w:t>A is classification with categorical output; B is regression with numeric output and units. Numeric class codes do not make classification regression.</w:t>
+      <w:pPr>
+        <w:spacing w:line="336" w:lineRule="auto" w:after="180"/>
+      </w:pPr>
+      <w:r>
+        <w:rPr>
+          <w:b w:val="0"/>
+        </w:rPr>
+        <w:t xml:space="preserve">A is </w:t>
+      </w:r>
+      <w:r>
+        <w:rPr>
+          <w:b/>
+        </w:rPr>
+        <w:t>classification</w:t>
+      </w:r>
+      <w:r>
+        <w:rPr>
+          <w:b w:val="0"/>
+        </w:rPr>
+        <w:t xml:space="preserve"> with categorical </w:t>
+      </w:r>
+      <w:r>
+        <w:rPr>
+          <w:b/>
+        </w:rPr>
+        <w:t>output</w:t>
+      </w:r>
+      <w:r>
+        <w:rPr>
+          <w:b w:val="0"/>
+        </w:rPr>
+        <w:t xml:space="preserve">; B is </w:t>
+      </w:r>
+      <w:r>
+        <w:rPr>
+          <w:b/>
+        </w:rPr>
+        <w:t>regression</w:t>
+      </w:r>
+      <w:r>
+        <w:rPr>
+          <w:b w:val="0"/>
+        </w:rPr>
+        <w:t xml:space="preserve"> with numeric </w:t>
+      </w:r>
+      <w:r>
+        <w:rPr>
+          <w:b/>
+        </w:rPr>
+        <w:t>output</w:t>
+      </w:r>
+      <w:r>
+        <w:rPr>
+          <w:b w:val="0"/>
+        </w:rPr>
+        <w:t xml:space="preserve"> and units. Numeric </w:t>
+      </w:r>
+      <w:r>
+        <w:rPr>
+          <w:b/>
+        </w:rPr>
+        <w:t>class</w:t>
+      </w:r>
+      <w:r>
+        <w:rPr>
+          <w:b w:val="0"/>
+        </w:rPr>
+        <w:t xml:space="preserve"> codes do not make </w:t>
+      </w:r>
+      <w:r>
+        <w:rPr>
+          <w:b/>
+        </w:rPr>
+        <w:t>classification</w:t>
+      </w:r>
+      <w:r>
+        <w:rPr>
+          <w:b w:val="0"/>
+        </w:rPr>
+        <w:t xml:space="preserve"> </w:t>
+      </w:r>
+      <w:r>
+        <w:rPr>
+          <w:b/>
+        </w:rPr>
+        <w:t>regression</w:t>
+      </w:r>
+      <w:r>
+        <w:rPr>
+          <w:b w:val="0"/>
+        </w:rPr>
+        <w:t>.</w:t>
       </w:r>
     </w:p>
     <w:p>
@@ -3259,7 +5821,14 @@
       </w:r>
     </w:p>
     <w:p>
-      <w:r>
+      <w:pPr>
+        <w:spacing w:line="336" w:lineRule="auto" w:after="180"/>
+        <w:shd w:fill="F5F1FB"/>
+      </w:pPr>
+      <w:r>
+        <w:rPr>
+          <w:b w:val="0"/>
+        </w:rPr>
         <w:t>Which detail supports the answer, and why does it matter?</w:t>
       </w:r>
     </w:p>
@@ -3415,18 +5984,132 @@
       </w:tr>
     </w:tbl>
     <w:p>
-      <w:r>
+      <w:pPr>
+        <w:spacing w:line="336" w:lineRule="auto" w:after="180"/>
+      </w:pPr>
+      <w:r>
+        <w:rPr>
+          <w:b w:val="0"/>
+        </w:rPr>
         <w:t>Task A predicts healthy/spotted; B predicts next week's height in cm.</w:t>
       </w:r>
     </w:p>
     <w:p>
-      <w:r>
-        <w:t>Choose task and output types.</w:t>
-      </w:r>
-    </w:p>
-    <w:p>
-      <w:r>
-        <w:t>A is classification with categorical output; B is regression with numeric output and units. Numeric class codes do not make classification regression.</w:t>
+      <w:pPr>
+        <w:spacing w:line="336" w:lineRule="auto" w:after="180"/>
+      </w:pPr>
+      <w:r>
+        <w:rPr>
+          <w:b w:val="0"/>
+        </w:rPr>
+        <w:t xml:space="preserve">Choose task and </w:t>
+      </w:r>
+      <w:r>
+        <w:rPr>
+          <w:b/>
+        </w:rPr>
+        <w:t>output</w:t>
+      </w:r>
+      <w:r>
+        <w:rPr>
+          <w:b w:val="0"/>
+        </w:rPr>
+        <w:t xml:space="preserve"> types.</w:t>
+      </w:r>
+    </w:p>
+    <w:p>
+      <w:pPr>
+        <w:spacing w:line="336" w:lineRule="auto" w:after="180"/>
+      </w:pPr>
+      <w:r>
+        <w:rPr>
+          <w:b w:val="0"/>
+        </w:rPr>
+        <w:t xml:space="preserve">A is </w:t>
+      </w:r>
+      <w:r>
+        <w:rPr>
+          <w:b/>
+        </w:rPr>
+        <w:t>classification</w:t>
+      </w:r>
+      <w:r>
+        <w:rPr>
+          <w:b w:val="0"/>
+        </w:rPr>
+        <w:t xml:space="preserve"> with categorical </w:t>
+      </w:r>
+      <w:r>
+        <w:rPr>
+          <w:b/>
+        </w:rPr>
+        <w:t>output</w:t>
+      </w:r>
+      <w:r>
+        <w:rPr>
+          <w:b w:val="0"/>
+        </w:rPr>
+        <w:t xml:space="preserve">; B is </w:t>
+      </w:r>
+      <w:r>
+        <w:rPr>
+          <w:b/>
+        </w:rPr>
+        <w:t>regression</w:t>
+      </w:r>
+      <w:r>
+        <w:rPr>
+          <w:b w:val="0"/>
+        </w:rPr>
+        <w:t xml:space="preserve"> with numeric </w:t>
+      </w:r>
+      <w:r>
+        <w:rPr>
+          <w:b/>
+        </w:rPr>
+        <w:t>output</w:t>
+      </w:r>
+      <w:r>
+        <w:rPr>
+          <w:b w:val="0"/>
+        </w:rPr>
+        <w:t xml:space="preserve"> and units. Numeric </w:t>
+      </w:r>
+      <w:r>
+        <w:rPr>
+          <w:b/>
+        </w:rPr>
+        <w:t>class</w:t>
+      </w:r>
+      <w:r>
+        <w:rPr>
+          <w:b w:val="0"/>
+        </w:rPr>
+        <w:t xml:space="preserve"> codes do not make </w:t>
+      </w:r>
+      <w:r>
+        <w:rPr>
+          <w:b/>
+        </w:rPr>
+        <w:t>classification</w:t>
+      </w:r>
+      <w:r>
+        <w:rPr>
+          <w:b w:val="0"/>
+        </w:rPr>
+        <w:t xml:space="preserve"> </w:t>
+      </w:r>
+      <w:r>
+        <w:rPr>
+          <w:b/>
+        </w:rPr>
+        <w:t>regression</w:t>
+      </w:r>
+      <w:r>
+        <w:rPr>
+          <w:b w:val="0"/>
+        </w:rPr>
+        <w:t>.</w:t>
       </w:r>
     </w:p>
     <w:p>
@@ -3438,6 +6121,11 @@
       </w:r>
     </w:p>
     <w:p>
+      <w:r>
+        <w:t>Attempt the reserved new case before feedback. Record support; the earlier examples below remain additional practice.</w:t>
+      </w:r>
+    </w:p>
+    <w:p>
       <w:pPr>
         <w:pStyle w:val="Heading3"/>
       </w:pPr>
@@ -3446,8 +6134,37 @@
       </w:r>
     </w:p>
     <w:p>
-      <w:r>
-        <w:t>For three fictional print jobs, actual completion times are 4, 5 and 9 minutes; estimates are 6, 5 and 8 minutes in matching order. Slow means more than 5 minutes. Write actual and predicted category lists, count correct categories, calculate each absolute error and the mean error in minutes. State what each result measures.</w:t>
+      <w:pPr>
+        <w:spacing w:line="336" w:lineRule="auto" w:after="180"/>
+      </w:pPr>
+      <w:r>
+        <w:rPr>
+          <w:b w:val="0"/>
+        </w:rPr>
+        <w:t>For three fictional print jobs, actual completion times are 4, 5 and 9 minutes; estimates are 6, 5 and 8 minutes in matching order. Slow means more than 5 minutes.</w:t>
+      </w:r>
+    </w:p>
+    <w:p>
+      <w:pPr>
+        <w:spacing w:line="336" w:lineRule="auto" w:after="180"/>
+      </w:pPr>
+      <w:r>
+        <w:rPr>
+          <w:b w:val="0"/>
+        </w:rPr>
+        <w:t xml:space="preserve">Write actual and predicted category lists, count correct categories, calculate each </w:t>
+      </w:r>
+      <w:r>
+        <w:rPr>
+          <w:b/>
+        </w:rPr>
+        <w:t>absolute error</w:t>
+      </w:r>
+      <w:r>
+        <w:rPr>
+          <w:b w:val="0"/>
+        </w:rPr>
+        <w:t xml:space="preserve"> and the mean error in minutes. State what each result measures.</w:t>
       </w:r>
     </w:p>
     <w:p>
@@ -3494,7 +6211,13 @@
       </w:r>
     </w:p>
     <w:p>
-      <w:r>
+      <w:pPr>
+        <w:spacing w:line="336" w:lineRule="auto" w:after="180"/>
+      </w:pPr>
+      <w:r>
+        <w:rPr>
+          <w:b w:val="0"/>
+        </w:rPr>
         <w:t>Attempt this case before feedback. Record any help. Earlier examples below are further practice; a case already practised with feedback cannot establish fresh transfer.</w:t>
       </w:r>
     </w:p>
@@ -3507,18 +6230,67 @@
       </w:r>
     </w:p>
     <w:p>
-      <w:r>
+      <w:pPr>
+        <w:spacing w:line="336" w:lineRule="auto" w:after="180"/>
+      </w:pPr>
+      <w:r>
+        <w:rPr>
+          <w:b w:val="0"/>
+        </w:rPr>
         <w:t>Close the worked explanation. Apply the idea to this different question without copying.</w:t>
       </w:r>
     </w:p>
     <w:p>
-      <w:r>
-        <w:t>Task A predicts whether a plant is fern or grass. Task B predicts its height in centimetres. Which is classification and which is regression?</w:t>
-      </w:r>
-    </w:p>
-    <w:p>
-      <w:r>
-        <w:t>My answer, with a trace, calculation or supporting evidence</w:t>
+      <w:pPr>
+        <w:spacing w:line="336" w:lineRule="auto" w:after="180"/>
+        <w:shd w:fill="F5F1FB"/>
+      </w:pPr>
+      <w:r>
+        <w:rPr>
+          <w:b w:val="0"/>
+        </w:rPr>
+        <w:t xml:space="preserve">Task A predicts whether a plant is fern or grass. Task B predicts its height in centimetres. Which is </w:t>
+      </w:r>
+      <w:r>
+        <w:rPr>
+          <w:b/>
+        </w:rPr>
+        <w:t>classification</w:t>
+      </w:r>
+      <w:r>
+        <w:rPr>
+          <w:b w:val="0"/>
+        </w:rPr>
+        <w:t xml:space="preserve"> and which is </w:t>
+      </w:r>
+      <w:r>
+        <w:rPr>
+          <w:b/>
+        </w:rPr>
+        <w:t>regression</w:t>
+      </w:r>
+      <w:r>
+        <w:rPr>
+          <w:b w:val="0"/>
+        </w:rPr>
+        <w:t>?</w:t>
+      </w:r>
+    </w:p>
+    <w:p>
+      <w:pPr>
+        <w:spacing w:line="336" w:lineRule="auto" w:after="180"/>
+      </w:pPr>
+      <w:r>
+        <w:rPr>
+          <w:b w:val="0"/>
+        </w:rPr>
+        <w:t xml:space="preserve">My answer, with a trace, calculation or supporting </w:t>
+      </w:r>
+      <w:r>
+        <w:rPr>
+          <w:b/>
+        </w:rPr>
+        <w:t>evidence</w:t>
       </w:r>
     </w:p>
     <w:p>
@@ -3563,13 +6335,37 @@
       </w:r>
     </w:p>
     <w:p>
-      <w:r>
+      <w:pPr>
+        <w:spacing w:line="336" w:lineRule="auto" w:after="180"/>
+      </w:pPr>
+      <w:r>
+        <w:rPr>
+          <w:b w:val="0"/>
+        </w:rPr>
         <w:t>Change one relevant detail. Predict the result before testing. Include a boundary or missing-information case when it helps reveal a limit.</w:t>
       </w:r>
     </w:p>
     <w:p>
-      <w:r>
-        <w:t>My changed input and expected result</w:t>
+      <w:pPr>
+        <w:spacing w:line="336" w:lineRule="auto" w:after="180"/>
+      </w:pPr>
+      <w:r>
+        <w:rPr>
+          <w:b w:val="0"/>
+        </w:rPr>
+        <w:t xml:space="preserve">My changed </w:t>
+      </w:r>
+      <w:r>
+        <w:rPr>
+          <w:b/>
+        </w:rPr>
+        <w:t>input</w:t>
+      </w:r>
+      <w:r>
+        <w:rPr>
+          <w:b w:val="0"/>
+        </w:rPr>
+        <w:t xml:space="preserve"> and expected result</w:t>
       </w:r>
     </w:p>
     <w:p>
@@ -3614,13 +6410,49 @@
       </w:r>
     </w:p>
     <w:p>
-      <w:r>
-        <w:t>Confirm whether Plant Classifier predicts a health category or a numerical severity score; document why.</w:t>
-      </w:r>
-    </w:p>
-    <w:p>
-      <w:r>
-        <w:t>The evidence I will keep</w:t>
+      <w:pPr>
+        <w:spacing w:line="336" w:lineRule="auto" w:after="180"/>
+      </w:pPr>
+      <w:r>
+        <w:rPr>
+          <w:b w:val="0"/>
+        </w:rPr>
+        <w:t xml:space="preserve">Confirm whether Plant </w:t>
+      </w:r>
+      <w:r>
+        <w:rPr>
+          <w:b/>
+        </w:rPr>
+        <w:t>Class</w:t>
+      </w:r>
+      <w:r>
+        <w:rPr>
+          <w:b w:val="0"/>
+        </w:rPr>
+        <w:t>ifier predicts a health category or a numerical severity score; document why.</w:t>
+      </w:r>
+    </w:p>
+    <w:p>
+      <w:pPr>
+        <w:spacing w:line="336" w:lineRule="auto" w:after="180"/>
+      </w:pPr>
+      <w:r>
+        <w:rPr>
+          <w:b w:val="0"/>
+        </w:rPr>
+        <w:t xml:space="preserve">The </w:t>
+      </w:r>
+      <w:r>
+        <w:rPr>
+          <w:b/>
+        </w:rPr>
+        <w:t>evidence</w:t>
+      </w:r>
+      <w:r>
+        <w:rPr>
+          <w:b w:val="0"/>
+        </w:rPr>
+        <w:t xml:space="preserve"> I will keep</w:t>
       </w:r>
     </w:p>
     <w:p>
@@ -3657,8 +6489,26 @@
       </w:r>
     </w:p>
     <w:p>
-      <w:r>
-        <w:t>Your teacher has the independent answer and scoring criteria. Complete the matching workbook week to keep your practice evidence together.</w:t>
+      <w:pPr>
+        <w:spacing w:line="336" w:lineRule="auto" w:after="180"/>
+      </w:pPr>
+      <w:r>
+        <w:rPr>
+          <w:b w:val="0"/>
+        </w:rPr>
+        <w:t xml:space="preserve">Your teacher has the independent answer and scoring criteria. Complete the matching workbook week to keep your practice </w:t>
+      </w:r>
+      <w:r>
+        <w:rPr>
+          <w:b/>
+        </w:rPr>
+        <w:t>evidence</w:t>
+      </w:r>
+      <w:r>
+        <w:rPr>
+          <w:b w:val="0"/>
+        </w:rPr>
+        <w:t xml:space="preserve"> together.</w:t>
       </w:r>
     </w:p>
     <w:p>
@@ -3670,8 +6520,26 @@
       </w:r>
     </w:p>
     <w:p>
-      <w:r>
-        <w:t>System A predicts class codes 0=oak,1=maple. System B predicts leaf area in cm². Name the task types and explain why code 1 is not 'one more species' than code 0.</w:t>
+      <w:pPr>
+        <w:spacing w:line="336" w:lineRule="auto" w:after="180"/>
+      </w:pPr>
+      <w:r>
+        <w:rPr>
+          <w:b w:val="0"/>
+        </w:rPr>
+        <w:t xml:space="preserve">System A predicts </w:t>
+      </w:r>
+      <w:r>
+        <w:rPr>
+          <w:b/>
+        </w:rPr>
+        <w:t>class</w:t>
+      </w:r>
+      <w:r>
+        <w:rPr>
+          <w:b w:val="0"/>
+        </w:rPr>
+        <w:t xml:space="preserve"> codes 0=oak,1=maple. System B predicts leaf area in cm². Name the task types and explain why code 1 is not 'one more species' than code 0.</w:t>
       </w:r>
     </w:p>
     <w:p>
@@ -3726,8 +6594,25 @@
       </w:r>
     </w:p>
     <w:p>
-      <w:r>
-        <w:t>Attempt the independent case before hints. Record whether you worked alone, used a hint or followed a model. After feedback, fix the first unsupported step and explain why it changed. A later check uses a changed case, not a copied answer.</w:t>
+      <w:pPr>
+        <w:spacing w:line="336" w:lineRule="auto" w:after="180"/>
+      </w:pPr>
+      <w:r>
+        <w:rPr>
+          <w:b w:val="0"/>
+        </w:rPr>
+        <w:t>Attempt the independent case before hints. Record whether you worked alone, used a hint or followed a model. After feedback, fix the first unsupported step and explain why it changed.</w:t>
+      </w:r>
+    </w:p>
+    <w:p>
+      <w:pPr>
+        <w:spacing w:line="336" w:lineRule="auto" w:after="180"/>
+      </w:pPr>
+      <w:r>
+        <w:rPr>
+          <w:b w:val="0"/>
+        </w:rPr>
+        <w:t>A later check uses a changed case, not a copied answer.</w:t>
       </w:r>
     </w:p>
     <w:p>
@@ -3740,6 +6625,17 @@
     </w:p>
     <w:p>
       <w:r>
+        <w:t>Use this map to navigate Classification or Regression?, connect the goals to tasks and keep one evidence record for each attempt.</w:t>
+      </w:r>
+    </w:p>
+    <w:p>
+      <w:pPr>
+        <w:spacing w:line="336" w:lineRule="auto" w:after="180"/>
+      </w:pPr>
+      <w:r>
+        <w:rPr>
+          <w:b w:val="0"/>
+        </w:rPr>
         <w:t>Start with this question: Distinguish predicting growth height from predicting a growth category.</w:t>
       </w:r>
     </w:p>
@@ -3846,13 +6742,73 @@
       </w:tr>
     </w:tbl>
     <w:p>
-      <w:r>
-        <w:t>Remember → watch and explain → try with help → investigate → try independently → keep project evidence. Your teacher may spread this lesson across several classes.</w:t>
-      </w:r>
-    </w:p>
-    <w:p>
-      <w:r>
-        <w:t>Keep your first prediction. Compare it with what the evidence shows and explain any change.</w:t>
+      <w:pPr>
+        <w:spacing w:line="336" w:lineRule="auto" w:after="180"/>
+      </w:pPr>
+      <w:r>
+        <w:rPr>
+          <w:b w:val="0"/>
+        </w:rPr>
+        <w:t xml:space="preserve">Remember → watch and explain → try with help → investigate → try independently → keep project </w:t>
+      </w:r>
+      <w:r>
+        <w:rPr>
+          <w:b/>
+        </w:rPr>
+        <w:t>evidence</w:t>
+      </w:r>
+      <w:r>
+        <w:rPr>
+          <w:b w:val="0"/>
+        </w:rPr>
+        <w:t xml:space="preserve">. Your teacher may spread this lesson across several </w:t>
+      </w:r>
+      <w:r>
+        <w:rPr>
+          <w:b/>
+        </w:rPr>
+        <w:t>class</w:t>
+      </w:r>
+      <w:r>
+        <w:rPr>
+          <w:b w:val="0"/>
+        </w:rPr>
+        <w:t>es.</w:t>
+      </w:r>
+    </w:p>
+    <w:p>
+      <w:pPr>
+        <w:spacing w:line="336" w:lineRule="auto" w:after="180"/>
+      </w:pPr>
+      <w:r>
+        <w:rPr>
+          <w:b w:val="0"/>
+        </w:rPr>
+        <w:t xml:space="preserve">Keep your first </w:t>
+      </w:r>
+      <w:r>
+        <w:rPr>
+          <w:b/>
+        </w:rPr>
+        <w:t>prediction</w:t>
+      </w:r>
+      <w:r>
+        <w:rPr>
+          <w:b w:val="0"/>
+        </w:rPr>
+        <w:t xml:space="preserve">. Compare it with what the </w:t>
+      </w:r>
+      <w:r>
+        <w:rPr>
+          <w:b/>
+        </w:rPr>
+        <w:t>evidence</w:t>
+      </w:r>
+      <w:r>
+        <w:rPr>
+          <w:b w:val="0"/>
+        </w:rPr>
+        <w:t xml:space="preserve"> shows and explain any change.</w:t>
       </w:r>
     </w:p>
     <w:p>
@@ -3865,6 +6821,17 @@
     </w:p>
     <w:p>
       <w:r>
+        <w:t>Explain Classification or Regression? without notes, identify a remaining question and plan a later check with a changed case.</w:t>
+      </w:r>
+    </w:p>
+    <w:p>
+      <w:pPr>
+        <w:spacing w:line="336" w:lineRule="auto" w:after="180"/>
+      </w:pPr>
+      <w:r>
+        <w:rPr>
+          <w:b w:val="0"/>
+        </w:rPr>
         <w:t>Close your notes. Explain this goal in your own words: Identify a task from the meaning of its target</w:t>
       </w:r>
     </w:p>
@@ -3902,13 +6869,61 @@
       </w:r>
     </w:p>
     <w:p>
-      <w:r>
-        <w:t>If you are unsure, return to the worked picture and explain one arrow. If you are ready, change an input or assumption and justify your prediction.</w:t>
-      </w:r>
-    </w:p>
-    <w:p>
-      <w:r>
-        <w:t>Save your workbook evidence. At the next review, try a different case before opening your old answer.</w:t>
+      <w:pPr>
+        <w:spacing w:line="336" w:lineRule="auto" w:after="180"/>
+      </w:pPr>
+      <w:r>
+        <w:rPr>
+          <w:b w:val="0"/>
+        </w:rPr>
+        <w:t xml:space="preserve">If you are unsure, return to the worked picture and explain one arrow. If you are ready, change an </w:t>
+      </w:r>
+      <w:r>
+        <w:rPr>
+          <w:b/>
+        </w:rPr>
+        <w:t>input</w:t>
+      </w:r>
+      <w:r>
+        <w:rPr>
+          <w:b w:val="0"/>
+        </w:rPr>
+        <w:t xml:space="preserve"> or assumption and justify your </w:t>
+      </w:r>
+      <w:r>
+        <w:rPr>
+          <w:b/>
+        </w:rPr>
+        <w:t>prediction</w:t>
+      </w:r>
+      <w:r>
+        <w:rPr>
+          <w:b w:val="0"/>
+        </w:rPr>
+        <w:t>.</w:t>
+      </w:r>
+    </w:p>
+    <w:p>
+      <w:pPr>
+        <w:spacing w:line="336" w:lineRule="auto" w:after="180"/>
+      </w:pPr>
+      <w:r>
+        <w:rPr>
+          <w:b w:val="0"/>
+        </w:rPr>
+        <w:t xml:space="preserve">Save your workbook </w:t>
+      </w:r>
+      <w:r>
+        <w:rPr>
+          <w:b/>
+        </w:rPr>
+        <w:t>evidence</w:t>
+      </w:r>
+      <w:r>
+        <w:rPr>
+          <w:b w:val="0"/>
+        </w:rPr>
+        <w:t>. At the next review, try a different case before opening your old answer.</w:t>
       </w:r>
     </w:p>
     <w:p>
@@ -3921,11 +6936,28 @@
     </w:p>
     <w:p>
       <w:r>
+        <w:t>Attempt supported questions before using hints or feedback. Review a missing building block, then keep the completed work.</w:t>
+      </w:r>
+    </w:p>
+    <w:p>
+      <w:pPr>
+        <w:spacing w:line="336" w:lineRule="auto" w:after="180"/>
+      </w:pPr>
+      <w:r>
+        <w:rPr>
+          <w:b w:val="0"/>
+        </w:rPr>
         <w:t>Use this supported practice once, in the browser or on paper. Keep the reserved independent assessment for a separate first attempt before teacher feedback.</w:t>
       </w:r>
     </w:p>
     <w:p>
-      <w:r>
+      <w:pPr>
+        <w:spacing w:line="336" w:lineRule="auto" w:after="180"/>
+      </w:pPr>
+      <w:r>
+        <w:rPr>
+          <w:b w:val="0"/>
+        </w:rPr>
         <w:t>Distinguish predicting growth height from predicting a growth category.</w:t>
       </w:r>
     </w:p>
@@ -3938,22 +6970,73 @@
       </w:r>
     </w:p>
     <w:p>
-      <w:r>
-        <w:t>Which labelled step matches this detail? Estimated classes are short, short, tall: 2/3 correct.</w:t>
-      </w:r>
-    </w:p>
-    <w:p>
-      <w:r>
+      <w:pPr>
+        <w:spacing w:line="336" w:lineRule="auto" w:after="180"/>
+      </w:pPr>
+      <w:r>
+        <w:rPr>
+          <w:b w:val="0"/>
+        </w:rPr>
+        <w:t xml:space="preserve">Which labelled step matches this detail? Estimated </w:t>
+      </w:r>
+      <w:r>
+        <w:rPr>
+          <w:b/>
+        </w:rPr>
+        <w:t>class</w:t>
+      </w:r>
+      <w:r>
+        <w:rPr>
+          <w:b w:val="0"/>
+        </w:rPr>
+        <w:t>es are short, short, tall: 2/3 correct.</w:t>
+      </w:r>
+    </w:p>
+    <w:p>
+      <w:pPr>
+        <w:spacing w:line="336" w:lineRule="auto" w:after="180"/>
+        <w:shd w:fill="F4F9FC"/>
+      </w:pPr>
+      <w:r>
+        <w:rPr>
+          <w:b w:val="0"/>
+        </w:rPr>
         <w:t>1. Actual categories</w:t>
       </w:r>
     </w:p>
     <w:p>
-      <w:r>
-        <w:t>2. Regression errors</w:t>
-      </w:r>
-    </w:p>
-    <w:p>
-      <w:r>
+      <w:pPr>
+        <w:spacing w:line="336" w:lineRule="auto" w:after="180"/>
+        <w:shd w:fill="F4F9FC"/>
+      </w:pPr>
+      <w:r>
+        <w:rPr>
+          <w:b w:val="0"/>
+        </w:rPr>
+        <w:t xml:space="preserve">2. </w:t>
+      </w:r>
+      <w:r>
+        <w:rPr>
+          <w:b/>
+        </w:rPr>
+        <w:t>Regression</w:t>
+      </w:r>
+      <w:r>
+        <w:rPr>
+          <w:b w:val="0"/>
+        </w:rPr>
+        <w:t xml:space="preserve"> errors</w:t>
+      </w:r>
+    </w:p>
+    <w:p>
+      <w:pPr>
+        <w:spacing w:line="336" w:lineRule="auto" w:after="180"/>
+        <w:shd w:fill="F4F9FC"/>
+      </w:pPr>
+      <w:r>
+        <w:rPr>
+          <w:b w:val="0"/>
+        </w:rPr>
         <w:t>3. Predicted categories</w:t>
       </w:r>
     </w:p>
@@ -3991,40 +7074,178 @@
       </w:r>
     </w:p>
     <w:p>
-      <w:r>
+      <w:pPr>
+        <w:pStyle w:val="Heading3"/>
+      </w:pPr>
+      <w:r>
+        <w:t>Hint · try first</w:t>
+      </w:r>
+    </w:p>
+    <w:p>
+      <w:pPr>
+        <w:spacing w:line="336" w:lineRule="auto" w:after="180"/>
+        <w:shd w:fill="F1F6F8"/>
+      </w:pPr>
+      <w:r>
+        <w:rPr>
+          <w:b w:val="0"/>
+        </w:rPr>
         <w:t>Hint if needed: Read the steps in the pictorial case. Match the supplied detail to the stage that performs or records it.</w:t>
       </w:r>
     </w:p>
     <w:p>
-      <w:r>
-        <w:t>After your attempt, compare with the supported explanation: Predicted categories Estimated classes are short, short, tall: 2/3 correct. Read the picture in order. Estimated classes are short, short, tall: 2/3 correct. The arrows show which recorded input or intermediate result each decision uses. Explain the deciding step aloud before checking the changed case; pointing to the final answer alone does not show how it follows.</w:t>
-      </w:r>
-    </w:p>
-    <w:p>
       <w:pPr>
         <w:pStyle w:val="Heading3"/>
       </w:pPr>
       <w:r>
+        <w:t>Feedback · compare after trying</w:t>
+      </w:r>
+    </w:p>
+    <w:p>
+      <w:pPr>
+        <w:spacing w:line="336" w:lineRule="auto" w:after="180"/>
+        <w:shd w:fill="F1F6FC"/>
+      </w:pPr>
+      <w:r>
+        <w:rPr>
+          <w:b w:val="0"/>
+        </w:rPr>
+        <w:t xml:space="preserve">After your attempt, compare with the supported explanation: Predicted categories Estimated </w:t>
+      </w:r>
+      <w:r>
+        <w:rPr>
+          <w:b/>
+        </w:rPr>
+        <w:t>class</w:t>
+      </w:r>
+      <w:r>
+        <w:rPr>
+          <w:b w:val="0"/>
+        </w:rPr>
+        <w:t xml:space="preserve">es are short, short, tall: 2/3 correct. Read the picture in order. Estimated </w:t>
+      </w:r>
+      <w:r>
+        <w:rPr>
+          <w:b/>
+        </w:rPr>
+        <w:t>class</w:t>
+      </w:r>
+      <w:r>
+        <w:rPr>
+          <w:b w:val="0"/>
+        </w:rPr>
+        <w:t>es are short, short, tall: 2/3 correct.</w:t>
+      </w:r>
+    </w:p>
+    <w:p>
+      <w:pPr>
+        <w:spacing w:line="336" w:lineRule="auto" w:after="180"/>
+        <w:shd w:fill="F1F6FC"/>
+      </w:pPr>
+      <w:r>
+        <w:rPr>
+          <w:b w:val="0"/>
+        </w:rPr>
+        <w:t xml:space="preserve">The arrows show which recorded </w:t>
+      </w:r>
+      <w:r>
+        <w:rPr>
+          <w:b/>
+        </w:rPr>
+        <w:t>input</w:t>
+      </w:r>
+      <w:r>
+        <w:rPr>
+          <w:b w:val="0"/>
+        </w:rPr>
+        <w:t xml:space="preserve"> or intermediate result each decision uses. Explain the deciding step aloud before checking the changed case; pointing to the final answer alone does not show how it follows.</w:t>
+      </w:r>
+    </w:p>
+    <w:p>
+      <w:pPr>
+        <w:pStyle w:val="Heading3"/>
+      </w:pPr>
+      <w:r>
         <w:t>Practice 2: explain the deciding evidence</w:t>
       </w:r>
     </w:p>
     <w:p>
-      <w:r>
+      <w:pPr>
+        <w:pStyle w:val="Heading3"/>
+      </w:pPr>
+      <w:r>
+        <w:t>Changed case · predict first</w:t>
+      </w:r>
+    </w:p>
+    <w:p>
+      <w:pPr>
+        <w:spacing w:line="336" w:lineRule="auto" w:after="180"/>
+        <w:shd w:fill="F5F1FB"/>
+      </w:pPr>
+      <w:r>
+        <w:rPr>
+          <w:b w:val="0"/>
+        </w:rPr>
         <w:t>Changed-case practice: Change the category boundary to strictly greater than 7 cm. Which conclusion is supported by the supplied facts?</w:t>
       </w:r>
     </w:p>
     <w:p>
-      <w:r>
-        <w:t>1. This one example guarantees correct results for every future input.</w:t>
-      </w:r>
-    </w:p>
-    <w:p>
-      <w:r>
-        <w:t>2. We can decide the result without examining the changed input or the procedure.</w:t>
-      </w:r>
-    </w:p>
-    <w:p>
-      <w:r>
+      <w:pPr>
+        <w:spacing w:line="336" w:lineRule="auto" w:after="180"/>
+        <w:shd w:fill="F4F9FC"/>
+      </w:pPr>
+      <w:r>
+        <w:rPr>
+          <w:b w:val="0"/>
+        </w:rPr>
+        <w:t xml:space="preserve">1. This one example guarantees correct results for every future </w:t>
+      </w:r>
+      <w:r>
+        <w:rPr>
+          <w:b/>
+        </w:rPr>
+        <w:t>input</w:t>
+      </w:r>
+      <w:r>
+        <w:rPr>
+          <w:b w:val="0"/>
+        </w:rPr>
+        <w:t>.</w:t>
+      </w:r>
+    </w:p>
+    <w:p>
+      <w:pPr>
+        <w:spacing w:line="336" w:lineRule="auto" w:after="180"/>
+        <w:shd w:fill="F4F9FC"/>
+      </w:pPr>
+      <w:r>
+        <w:rPr>
+          <w:b w:val="0"/>
+        </w:rPr>
+        <w:t xml:space="preserve">2. We can decide the result without examining the changed </w:t>
+      </w:r>
+      <w:r>
+        <w:rPr>
+          <w:b/>
+        </w:rPr>
+        <w:t>input</w:t>
+      </w:r>
+      <w:r>
+        <w:rPr>
+          <w:b w:val="0"/>
+        </w:rPr>
+        <w:t xml:space="preserve"> or the procedure.</w:t>
+      </w:r>
+    </w:p>
+    <w:p>
+      <w:pPr>
+        <w:spacing w:line="336" w:lineRule="auto" w:after="180"/>
+        <w:shd w:fill="F4F9FC"/>
+      </w:pPr>
+      <w:r>
+        <w:rPr>
+          <w:b w:val="0"/>
+        </w:rPr>
         <w:t>3. Actual and estimated categories both become short, short, tall: 3/3 correct.</w:t>
       </w:r>
     </w:p>
@@ -4062,12 +7283,42 @@
       </w:r>
     </w:p>
     <w:p>
-      <w:r>
+      <w:pPr>
+        <w:pStyle w:val="Heading3"/>
+      </w:pPr>
+      <w:r>
+        <w:t>Hint · try first</w:t>
+      </w:r>
+    </w:p>
+    <w:p>
+      <w:pPr>
+        <w:spacing w:line="336" w:lineRule="auto" w:after="180"/>
+        <w:shd w:fill="F1F6F8"/>
+      </w:pPr>
+      <w:r>
+        <w:rPr>
+          <w:b w:val="0"/>
+        </w:rPr>
         <w:t>Hint if needed: Use the changed condition and the deciding step in the pictorial trace. The answer must say what follows from those facts.</w:t>
       </w:r>
     </w:p>
     <w:p>
-      <w:r>
+      <w:pPr>
+        <w:pStyle w:val="Heading3"/>
+      </w:pPr>
+      <w:r>
+        <w:t>Feedback · compare after trying</w:t>
+      </w:r>
+    </w:p>
+    <w:p>
+      <w:pPr>
+        <w:spacing w:line="336" w:lineRule="auto" w:after="180"/>
+        <w:shd w:fill="F1F6FC"/>
+      </w:pPr>
+      <w:r>
+        <w:rPr>
+          <w:b w:val="0"/>
+        </w:rPr>
         <w:t>After your attempt, compare with the supported explanation: Actual and estimated categories both become short, short, tall: 3/3 correct. The numerical estimates did not improve; the decision definition changed.</w:t>
       </w:r>
     </w:p>
@@ -4080,8 +7331,73 @@
       </w:r>
     </w:p>
     <w:p>
-      <w:r>
-        <w:t>Review Features, Labels, Targets (ai-4/2). Goal: Separate prediction inputs from observed targets. Short practice: Why can a historical table contain a field that is an invalid input? Point to the relevant step in the picture, then write the changed result and the rule or evidence that supports it.. Return to this week and explain what you changed.</w:t>
+      <w:pPr>
+        <w:spacing w:line="336" w:lineRule="auto" w:after="180"/>
+      </w:pPr>
+      <w:r>
+        <w:rPr>
+          <w:b w:val="0"/>
+        </w:rPr>
+        <w:t xml:space="preserve">Review Features, Labels, Targets (ai-4/2). Goal: Separate </w:t>
+      </w:r>
+      <w:r>
+        <w:rPr>
+          <w:b/>
+        </w:rPr>
+        <w:t>prediction</w:t>
+      </w:r>
+      <w:r>
+        <w:rPr>
+          <w:b w:val="0"/>
+        </w:rPr>
+        <w:t xml:space="preserve"> </w:t>
+      </w:r>
+      <w:r>
+        <w:rPr>
+          <w:b/>
+        </w:rPr>
+        <w:t>input</w:t>
+      </w:r>
+      <w:r>
+        <w:rPr>
+          <w:b w:val="0"/>
+        </w:rPr>
+        <w:t xml:space="preserve">s from observed targets. Short practice: Why can a historical table contain a field that is an invalid </w:t>
+      </w:r>
+      <w:r>
+        <w:rPr>
+          <w:b/>
+        </w:rPr>
+        <w:t>input</w:t>
+      </w:r>
+      <w:r>
+        <w:rPr>
+          <w:b w:val="0"/>
+        </w:rPr>
+        <w:t>?</w:t>
+      </w:r>
+    </w:p>
+    <w:p>
+      <w:pPr>
+        <w:spacing w:line="336" w:lineRule="auto" w:after="180"/>
+      </w:pPr>
+      <w:r>
+        <w:rPr>
+          <w:b w:val="0"/>
+        </w:rPr>
+        <w:t xml:space="preserve">Point to the relevant step in the picture, then write the changed result and the rule or </w:t>
+      </w:r>
+      <w:r>
+        <w:rPr>
+          <w:b/>
+        </w:rPr>
+        <w:t>evidence</w:t>
+      </w:r>
+      <w:r>
+        <w:rPr>
+          <w:b w:val="0"/>
+        </w:rPr>
+        <w:t xml:space="preserve"> that supports it.. Return to this week and explain what you changed.</w:t>
       </w:r>
     </w:p>
     <w:p>
@@ -4093,8 +7409,61 @@
       </w:r>
     </w:p>
     <w:p>
-      <w:r>
-        <w:t>The browser lab lets you edit the supported Python examples already included in this lesson. Predict first, run, inspect the actual output or error, change one input, then run again. Keep code, predictions, actual results and a reasoned revision together. On paper, label your result as a trace rather than an execution.</w:t>
+      <w:pPr>
+        <w:spacing w:line="336" w:lineRule="auto" w:after="180"/>
+      </w:pPr>
+      <w:r>
+        <w:rPr>
+          <w:b w:val="0"/>
+        </w:rPr>
+        <w:t xml:space="preserve">The browser lab lets you edit the supported Python examples already included in this lesson. Predict first, run, inspect the actual </w:t>
+      </w:r>
+      <w:r>
+        <w:rPr>
+          <w:b/>
+        </w:rPr>
+        <w:t>output</w:t>
+      </w:r>
+      <w:r>
+        <w:rPr>
+          <w:b w:val="0"/>
+        </w:rPr>
+        <w:t xml:space="preserve"> or error, change one </w:t>
+      </w:r>
+      <w:r>
+        <w:rPr>
+          <w:b/>
+        </w:rPr>
+        <w:t>input</w:t>
+      </w:r>
+      <w:r>
+        <w:rPr>
+          <w:b w:val="0"/>
+        </w:rPr>
+        <w:t>, then run again.</w:t>
+      </w:r>
+    </w:p>
+    <w:p>
+      <w:pPr>
+        <w:spacing w:line="336" w:lineRule="auto" w:after="180"/>
+      </w:pPr>
+      <w:r>
+        <w:rPr>
+          <w:b w:val="0"/>
+        </w:rPr>
+        <w:t xml:space="preserve">Keep code, </w:t>
+      </w:r>
+      <w:r>
+        <w:rPr>
+          <w:b/>
+        </w:rPr>
+        <w:t>prediction</w:t>
+      </w:r>
+      <w:r>
+        <w:rPr>
+          <w:b w:val="0"/>
+        </w:rPr>
+        <w:t>s, actual results and a reasoned revision together. On paper, label your result as a trace rather than an execution.</w:t>
       </w:r>
     </w:p>
     <w:p>
@@ -4106,8 +7475,728 @@
       </w:r>
     </w:p>
     <w:p>
-      <w:r>
-        <w:t>Use Download completed work in the hosted lesson to export your answers, reflections, practice feedback and code-run evidence. Open the HTML copy to read or print it. Drafts stay in this browser when storage is available; clear drafts on a shared device.</w:t>
+      <w:pPr>
+        <w:spacing w:line="336" w:lineRule="auto" w:after="180"/>
+      </w:pPr>
+      <w:r>
+        <w:rPr>
+          <w:b w:val="0"/>
+        </w:rPr>
+        <w:t xml:space="preserve">Use Download completed work in the hosted lesson to export your answers, reflections, practice feedback and code-run </w:t>
+      </w:r>
+      <w:r>
+        <w:rPr>
+          <w:b/>
+        </w:rPr>
+        <w:t>evidence</w:t>
+      </w:r>
+      <w:r>
+        <w:rPr>
+          <w:b w:val="0"/>
+        </w:rPr>
+        <w:t>. Open the HTML copy to read or print it.</w:t>
+      </w:r>
+    </w:p>
+    <w:p>
+      <w:pPr>
+        <w:spacing w:line="336" w:lineRule="auto" w:after="180"/>
+      </w:pPr>
+      <w:r>
+        <w:rPr>
+          <w:b w:val="0"/>
+        </w:rPr>
+        <w:t>Drafts stay in this browser when storage is available; clear drafts on a shared device.</w:t>
+      </w:r>
+    </w:p>
+    <w:p>
+      <w:pPr>
+        <w:pStyle w:val="Heading1"/>
+      </w:pPr>
+      <w:r>
+        <w:t>18. Visual concept journey</w:t>
+      </w:r>
+    </w:p>
+    <w:p>
+      <w:r>
+        <w:t>Explain each Classification or Regression? graphic using its labels, deciding evidence and relevant limitation.</w:t>
+      </w:r>
+    </w:p>
+    <w:p>
+      <w:pPr>
+        <w:pStyle w:val="Heading3"/>
+      </w:pPr>
+      <w:r>
+        <w:t>01. Classification or Regression?: the case</w:t>
+      </w:r>
+    </w:p>
+    <w:p>
+      <w:r>
+        <w:drawing>
+          <wp:inline xmlns:a="http://schemas.openxmlformats.org/drawingml/2006/main" xmlns:pic="http://schemas.openxmlformats.org/drawingml/2006/picture">
+            <wp:extent cx="5486400" cy="3142488"/>
+            <wp:docPr id="23" name="Picture 23" descr="Distinguish predicting growth height from predicting a growth category. Supplied facts: Actual heights are [4, 7, 9] cm; estimates are [5, 6, 10] cm. Tall means strictly greater than 6 cm. All inputs and outcomes in this worked example are invented classroom data; no real model run is claimed."/>
+            <wp:cNvGraphicFramePr>
+              <a:graphicFrameLocks noChangeAspect="1"/>
+            </wp:cNvGraphicFramePr>
+            <a:graphic>
+              <a:graphicData uri="http://schemas.openxmlformats.org/drawingml/2006/picture">
+                <pic:pic>
+                  <pic:nvPicPr>
+                    <pic:cNvPr id="0" name="academy-story-ai-4-3-01.png"/>
+                    <pic:cNvPicPr/>
+                  </pic:nvPicPr>
+                  <pic:blipFill>
+                    <a:blip r:embed="rId30"/>
+                    <a:stretch>
+                      <a:fillRect/>
+                    </a:stretch>
+                  </pic:blipFill>
+                  <pic:spPr>
+                    <a:xfrm>
+                      <a:off x="0" y="0"/>
+                      <a:ext cx="5486400" cy="3142488"/>
+                    </a:xfrm>
+                    <a:prstGeom prst="rect"/>
+                  </pic:spPr>
+                </pic:pic>
+              </a:graphicData>
+            </a:graphic>
+          </wp:inline>
+        </w:drawing>
+      </w:r>
+    </w:p>
+    <w:p>
+      <w:pPr>
+        <w:spacing w:line="336" w:lineRule="auto" w:after="180"/>
+      </w:pPr>
+      <w:r>
+        <w:rPr>
+          <w:b w:val="0"/>
+        </w:rPr>
+        <w:t>Distinguish predicting growth height from predicting a growth category. Supplied facts: Actual heights are [4, 7, 9] cm; estimates are [5, 6, 10] cm. Tall means strictly greater than 6 cm.</w:t>
+      </w:r>
+    </w:p>
+    <w:p>
+      <w:pPr>
+        <w:spacing w:line="336" w:lineRule="auto" w:after="180"/>
+      </w:pPr>
+      <w:r>
+        <w:rPr>
+          <w:b w:val="0"/>
+        </w:rPr>
+        <w:t xml:space="preserve">All </w:t>
+      </w:r>
+      <w:r>
+        <w:rPr>
+          <w:b/>
+        </w:rPr>
+        <w:t>input</w:t>
+      </w:r>
+      <w:r>
+        <w:rPr>
+          <w:b w:val="0"/>
+        </w:rPr>
+        <w:t xml:space="preserve">s and outcomes in this worked example are invented </w:t>
+      </w:r>
+      <w:r>
+        <w:rPr>
+          <w:b/>
+        </w:rPr>
+        <w:t>class</w:t>
+      </w:r>
+      <w:r>
+        <w:rPr>
+          <w:b w:val="0"/>
+        </w:rPr>
+        <w:t>room data; no real model run is claimed.</w:t>
+      </w:r>
+    </w:p>
+    <w:p>
+      <w:pPr>
+        <w:spacing w:line="336" w:lineRule="auto" w:after="180"/>
+        <w:shd w:fill="F5F1FB"/>
+      </w:pPr>
+      <w:r>
+        <w:rPr>
+          <w:b w:val="0"/>
+        </w:rPr>
+        <w:t>Point to the given fact that matters most. Explain why it matters.</w:t>
+      </w:r>
+    </w:p>
+    <w:p>
+      <w:pPr>
+        <w:pStyle w:val="Heading3"/>
+      </w:pPr>
+      <w:r>
+        <w:t>02. Follow the deciding steps</w:t>
+      </w:r>
+    </w:p>
+    <w:p>
+      <w:r>
+        <w:drawing>
+          <wp:inline xmlns:a="http://schemas.openxmlformats.org/drawingml/2006/main" xmlns:pic="http://schemas.openxmlformats.org/drawingml/2006/picture">
+            <wp:extent cx="5486400" cy="3182112"/>
+            <wp:docPr id="24" name="Picture 24" descr="Regression errors: Absolute errors are 1, 1, 1 cm; mean absolute error is 1 cm. → Actual categories: Actual classes are short, tall, tall. → Predicted categories: Estimated classes are short, short, tall: 2/3 correct."/>
+            <wp:cNvGraphicFramePr>
+              <a:graphicFrameLocks noChangeAspect="1"/>
+            </wp:cNvGraphicFramePr>
+            <a:graphic>
+              <a:graphicData uri="http://schemas.openxmlformats.org/drawingml/2006/picture">
+                <pic:pic>
+                  <pic:nvPicPr>
+                    <pic:cNvPr id="0" name="academy-story-ai-4-3-02.png"/>
+                    <pic:cNvPicPr/>
+                  </pic:nvPicPr>
+                  <pic:blipFill>
+                    <a:blip r:embed="rId31"/>
+                    <a:stretch>
+                      <a:fillRect/>
+                    </a:stretch>
+                  </pic:blipFill>
+                  <pic:spPr>
+                    <a:xfrm>
+                      <a:off x="0" y="0"/>
+                      <a:ext cx="5486400" cy="3182112"/>
+                    </a:xfrm>
+                    <a:prstGeom prst="rect"/>
+                  </pic:spPr>
+                </pic:pic>
+              </a:graphicData>
+            </a:graphic>
+          </wp:inline>
+        </w:drawing>
+      </w:r>
+    </w:p>
+    <w:p>
+      <w:pPr>
+        <w:spacing w:line="336" w:lineRule="auto" w:after="180"/>
+      </w:pPr>
+      <w:r>
+        <w:rPr>
+          <w:b/>
+        </w:rPr>
+        <w:t>Regression</w:t>
+      </w:r>
+      <w:r>
+        <w:rPr>
+          <w:b w:val="0"/>
+        </w:rPr>
+        <w:t xml:space="preserve"> errors: </w:t>
+      </w:r>
+      <w:r>
+        <w:rPr>
+          <w:b/>
+        </w:rPr>
+        <w:t>Absolute error</w:t>
+      </w:r>
+      <w:r>
+        <w:rPr>
+          <w:b w:val="0"/>
+        </w:rPr>
+        <w:t xml:space="preserve">s are 1, 1, 1 cm; mean </w:t>
+      </w:r>
+      <w:r>
+        <w:rPr>
+          <w:b/>
+        </w:rPr>
+        <w:t>absolute error</w:t>
+      </w:r>
+      <w:r>
+        <w:rPr>
+          <w:b w:val="0"/>
+        </w:rPr>
+        <w:t xml:space="preserve"> is 1 cm. → Actual categories: Actual </w:t>
+      </w:r>
+      <w:r>
+        <w:rPr>
+          <w:b/>
+        </w:rPr>
+        <w:t>class</w:t>
+      </w:r>
+      <w:r>
+        <w:rPr>
+          <w:b w:val="0"/>
+        </w:rPr>
+        <w:t xml:space="preserve">es are short, tall, tall. → Predicted categories: Estimated </w:t>
+      </w:r>
+      <w:r>
+        <w:rPr>
+          <w:b/>
+        </w:rPr>
+        <w:t>class</w:t>
+      </w:r>
+      <w:r>
+        <w:rPr>
+          <w:b w:val="0"/>
+        </w:rPr>
+        <w:t>es are short, short, tall: 2/3 correct.</w:t>
+      </w:r>
+    </w:p>
+    <w:p>
+      <w:pPr>
+        <w:spacing w:line="336" w:lineRule="auto" w:after="180"/>
+        <w:shd w:fill="F5F1FB"/>
+      </w:pPr>
+      <w:r>
+        <w:rPr>
+          <w:b w:val="0"/>
+        </w:rPr>
+        <w:t xml:space="preserve">Point to each numbered stage and explain which recorded </w:t>
+      </w:r>
+      <w:r>
+        <w:rPr>
+          <w:b/>
+        </w:rPr>
+        <w:t>input</w:t>
+      </w:r>
+      <w:r>
+        <w:rPr>
+          <w:b w:val="0"/>
+        </w:rPr>
+        <w:t xml:space="preserve"> it uses.</w:t>
+      </w:r>
+    </w:p>
+    <w:p>
+      <w:pPr>
+        <w:pStyle w:val="Heading3"/>
+      </w:pPr>
+      <w:r>
+        <w:t>03. Actual and estimated heights (paired order)</w:t>
+      </w:r>
+    </w:p>
+    <w:p>
+      <w:r>
+        <w:drawing>
+          <wp:inline xmlns:a="http://schemas.openxmlformats.org/drawingml/2006/main" xmlns:pic="http://schemas.openxmlformats.org/drawingml/2006/picture">
+            <wp:extent cx="5486400" cy="3938016"/>
+            <wp:docPr id="25" name="Picture 25" descr="Actual and estimated heights (paired order). Units: cm. actual1: 4. estimate1: 5. actual2: 7. estimate2: 6. actual3: 9. estimate3: 10."/>
+            <wp:cNvGraphicFramePr>
+              <a:graphicFrameLocks noChangeAspect="1"/>
+            </wp:cNvGraphicFramePr>
+            <a:graphic>
+              <a:graphicData uri="http://schemas.openxmlformats.org/drawingml/2006/picture">
+                <pic:pic>
+                  <pic:nvPicPr>
+                    <pic:cNvPr id="0" name="academy-story-ai-4-3-03.png"/>
+                    <pic:cNvPicPr/>
+                  </pic:nvPicPr>
+                  <pic:blipFill>
+                    <a:blip r:embed="rId32"/>
+                    <a:stretch>
+                      <a:fillRect/>
+                    </a:stretch>
+                  </pic:blipFill>
+                  <pic:spPr>
+                    <a:xfrm>
+                      <a:off x="0" y="0"/>
+                      <a:ext cx="5486400" cy="3938016"/>
+                    </a:xfrm>
+                    <a:prstGeom prst="rect"/>
+                  </pic:spPr>
+                </pic:pic>
+              </a:graphicData>
+            </a:graphic>
+          </wp:inline>
+        </w:drawing>
+      </w:r>
+    </w:p>
+    <w:p>
+      <w:pPr>
+        <w:spacing w:line="336" w:lineRule="auto" w:after="180"/>
+      </w:pPr>
+      <w:r>
+        <w:rPr>
+          <w:b w:val="0"/>
+        </w:rPr>
+        <w:t>Actual and estimated heights (paired order). Units: cm. actual1: 4. estimate1: 5. actual2: 7. estimate2: 6. actual3: 9. estimate3: 10.</w:t>
+      </w:r>
+    </w:p>
+    <w:p>
+      <w:pPr>
+        <w:spacing w:line="336" w:lineRule="auto" w:after="180"/>
+        <w:shd w:fill="F5F1FB"/>
+      </w:pPr>
+      <w:r>
+        <w:rPr>
+          <w:b w:val="0"/>
+        </w:rPr>
+        <w:t>Read the labels and values. Explain the relationship the model shows.</w:t>
+      </w:r>
+    </w:p>
+    <w:p>
+      <w:pPr>
+        <w:pStyle w:val="Heading3"/>
+      </w:pPr>
+      <w:r>
+        <w:t>04. Change one thing. Trace what follows.</w:t>
+      </w:r>
+    </w:p>
+    <w:p>
+      <w:r>
+        <w:drawing>
+          <wp:inline xmlns:a="http://schemas.openxmlformats.org/drawingml/2006/main" xmlns:pic="http://schemas.openxmlformats.org/drawingml/2006/picture">
+            <wp:extent cx="5486400" cy="3026664"/>
+            <wp:docPr id="26" name="Picture 26" descr="Original case: Estimated classes are short, short, tall: 2/3 correct. Changed condition: Change the category boundary to strictly greater than 7 cm. Expected result: Actual and estimated categories both become short, short, tall: 3/3 correct. Reason: The numerical estimates did not improve; the decision definition changed."/>
+            <wp:cNvGraphicFramePr>
+              <a:graphicFrameLocks noChangeAspect="1"/>
+            </wp:cNvGraphicFramePr>
+            <a:graphic>
+              <a:graphicData uri="http://schemas.openxmlformats.org/drawingml/2006/picture">
+                <pic:pic>
+                  <pic:nvPicPr>
+                    <pic:cNvPr id="0" name="academy-story-ai-4-3-04.png"/>
+                    <pic:cNvPicPr/>
+                  </pic:nvPicPr>
+                  <pic:blipFill>
+                    <a:blip r:embed="rId33"/>
+                    <a:stretch>
+                      <a:fillRect/>
+                    </a:stretch>
+                  </pic:blipFill>
+                  <pic:spPr>
+                    <a:xfrm>
+                      <a:off x="0" y="0"/>
+                      <a:ext cx="5486400" cy="3026664"/>
+                    </a:xfrm>
+                    <a:prstGeom prst="rect"/>
+                  </pic:spPr>
+                </pic:pic>
+              </a:graphicData>
+            </a:graphic>
+          </wp:inline>
+        </w:drawing>
+      </w:r>
+    </w:p>
+    <w:p>
+      <w:pPr>
+        <w:spacing w:line="336" w:lineRule="auto" w:after="180"/>
+      </w:pPr>
+      <w:r>
+        <w:rPr>
+          <w:b w:val="0"/>
+        </w:rPr>
+        <w:t xml:space="preserve">Original case: Estimated </w:t>
+      </w:r>
+      <w:r>
+        <w:rPr>
+          <w:b/>
+        </w:rPr>
+        <w:t>class</w:t>
+      </w:r>
+      <w:r>
+        <w:rPr>
+          <w:b w:val="0"/>
+        </w:rPr>
+        <w:t>es are short, short, tall: 2/3 correct. Changed condition: Change the category boundary to strictly greater than 7 cm.</w:t>
+      </w:r>
+    </w:p>
+    <w:p>
+      <w:pPr>
+        <w:spacing w:line="336" w:lineRule="auto" w:after="180"/>
+      </w:pPr>
+      <w:r>
+        <w:rPr>
+          <w:b w:val="0"/>
+        </w:rPr>
+        <w:t>Expected result: Actual and estimated categories both become short, short, tall: 3/3 correct. Reason: The numerical estimates did not improve; the decision definition changed.</w:t>
+      </w:r>
+    </w:p>
+    <w:p>
+      <w:pPr>
+        <w:spacing w:line="336" w:lineRule="auto" w:after="180"/>
+        <w:shd w:fill="F5F1FB"/>
+      </w:pPr>
+      <w:r>
+        <w:rPr>
+          <w:b w:val="0"/>
+        </w:rPr>
+        <w:t>Predict before checking the worked changed-case result. Name what changed and what the supplied facts allow you to conclude.</w:t>
+      </w:r>
+    </w:p>
+    <w:p>
+      <w:pPr>
+        <w:pStyle w:val="Heading3"/>
+      </w:pPr>
+      <w:r>
+        <w:t>05. Connect the explanation to its limit</w:t>
+      </w:r>
+    </w:p>
+    <w:p>
+      <w:r>
+        <w:drawing>
+          <wp:inline xmlns:a="http://schemas.openxmlformats.org/drawingml/2006/main" xmlns:pic="http://schemas.openxmlformats.org/drawingml/2006/picture">
+            <wp:extent cx="5486400" cy="2834640"/>
+            <wp:docPr id="27" name="Picture 27" descr="Read the picture in order. Estimated classes are short, short, tall: 2/3 correct. The arrows show which recorded input or intermediate result each decision uses. Explain the deciding step aloud before checking the changed case; pointing to the final answer alone does not show how it follows. Limit: Regression error and category accuracy measure different targets; neither alone covers every use consequence."/>
+            <wp:cNvGraphicFramePr>
+              <a:graphicFrameLocks noChangeAspect="1"/>
+            </wp:cNvGraphicFramePr>
+            <a:graphic>
+              <a:graphicData uri="http://schemas.openxmlformats.org/drawingml/2006/picture">
+                <pic:pic>
+                  <pic:nvPicPr>
+                    <pic:cNvPr id="0" name="academy-story-ai-4-3-05.png"/>
+                    <pic:cNvPicPr/>
+                  </pic:nvPicPr>
+                  <pic:blipFill>
+                    <a:blip r:embed="rId34"/>
+                    <a:stretch>
+                      <a:fillRect/>
+                    </a:stretch>
+                  </pic:blipFill>
+                  <pic:spPr>
+                    <a:xfrm>
+                      <a:off x="0" y="0"/>
+                      <a:ext cx="5486400" cy="2834640"/>
+                    </a:xfrm>
+                    <a:prstGeom prst="rect"/>
+                  </pic:spPr>
+                </pic:pic>
+              </a:graphicData>
+            </a:graphic>
+          </wp:inline>
+        </w:drawing>
+      </w:r>
+    </w:p>
+    <w:p>
+      <w:pPr>
+        <w:spacing w:line="336" w:lineRule="auto" w:after="180"/>
+      </w:pPr>
+      <w:r>
+        <w:rPr>
+          <w:b w:val="0"/>
+        </w:rPr>
+        <w:t xml:space="preserve">Read the picture in order. Estimated </w:t>
+      </w:r>
+      <w:r>
+        <w:rPr>
+          <w:b/>
+        </w:rPr>
+        <w:t>class</w:t>
+      </w:r>
+      <w:r>
+        <w:rPr>
+          <w:b w:val="0"/>
+        </w:rPr>
+        <w:t xml:space="preserve">es are short, short, tall: 2/3 correct. The arrows show which recorded </w:t>
+      </w:r>
+      <w:r>
+        <w:rPr>
+          <w:b/>
+        </w:rPr>
+        <w:t>input</w:t>
+      </w:r>
+      <w:r>
+        <w:rPr>
+          <w:b w:val="0"/>
+        </w:rPr>
+        <w:t xml:space="preserve"> or intermediate result each decision uses.</w:t>
+      </w:r>
+    </w:p>
+    <w:p>
+      <w:pPr>
+        <w:spacing w:line="336" w:lineRule="auto" w:after="180"/>
+      </w:pPr>
+      <w:r>
+        <w:rPr>
+          <w:b w:val="0"/>
+        </w:rPr>
+        <w:t>Explain the deciding step aloud before checking the changed case; pointing to the final answer alone does not show how it follows.</w:t>
+      </w:r>
+    </w:p>
+    <w:p>
+      <w:pPr>
+        <w:spacing w:line="336" w:lineRule="auto" w:after="180"/>
+      </w:pPr>
+      <w:r>
+        <w:rPr>
+          <w:b w:val="0"/>
+        </w:rPr>
+        <w:t xml:space="preserve">Limit: </w:t>
+      </w:r>
+      <w:r>
+        <w:rPr>
+          <w:b/>
+        </w:rPr>
+        <w:t>Regression</w:t>
+      </w:r>
+      <w:r>
+        <w:rPr>
+          <w:b w:val="0"/>
+        </w:rPr>
+        <w:t xml:space="preserve"> error and category accuracy measure different targets; neither alone covers every use consequence.</w:t>
+      </w:r>
+    </w:p>
+    <w:p>
+      <w:pPr>
+        <w:spacing w:line="336" w:lineRule="auto" w:after="180"/>
+        <w:shd w:fill="F5F1FB"/>
+      </w:pPr>
+      <w:r>
+        <w:rPr>
+          <w:b w:val="0"/>
+        </w:rPr>
+        <w:t>Explain the case, then point to a limit on the claim.</w:t>
+      </w:r>
+    </w:p>
+    <w:p>
+      <w:pPr>
+        <w:pStyle w:val="Heading3"/>
+      </w:pPr>
+      <w:r>
+        <w:t>06. Make the idea visible in your project</w:t>
+      </w:r>
+    </w:p>
+    <w:p>
+      <w:r>
+        <w:drawing>
+          <wp:inline xmlns:a="http://schemas.openxmlformats.org/drawingml/2006/main" xmlns:pic="http://schemas.openxmlformats.org/drawingml/2006/picture">
+            <wp:extent cx="5486400" cy="3681984"/>
+            <wp:docPr id="28" name="Picture 28" descr="For your Responsible Plant Classifier, save the input, procedure, observed result and limitation of this check. Label this worked example as practice; use a different, previously unreviewed case when checking independent understanding. Draw your input, deciding step, result and limit. Supported question: Did regression MAE improve when the boundary changed? Point to the relevant step in the picture, then write the changed result and the rule or evidence that supports it."/>
+            <wp:cNvGraphicFramePr>
+              <a:graphicFrameLocks noChangeAspect="1"/>
+            </wp:cNvGraphicFramePr>
+            <a:graphic>
+              <a:graphicData uri="http://schemas.openxmlformats.org/drawingml/2006/picture">
+                <pic:pic>
+                  <pic:nvPicPr>
+                    <pic:cNvPr id="0" name="academy-story-ai-4-3-06.png"/>
+                    <pic:cNvPicPr/>
+                  </pic:nvPicPr>
+                  <pic:blipFill>
+                    <a:blip r:embed="rId35"/>
+                    <a:stretch>
+                      <a:fillRect/>
+                    </a:stretch>
+                  </pic:blipFill>
+                  <pic:spPr>
+                    <a:xfrm>
+                      <a:off x="0" y="0"/>
+                      <a:ext cx="5486400" cy="3681984"/>
+                    </a:xfrm>
+                    <a:prstGeom prst="rect"/>
+                  </pic:spPr>
+                </pic:pic>
+              </a:graphicData>
+            </a:graphic>
+          </wp:inline>
+        </w:drawing>
+      </w:r>
+    </w:p>
+    <w:p>
+      <w:pPr>
+        <w:spacing w:line="336" w:lineRule="auto" w:after="180"/>
+      </w:pPr>
+      <w:r>
+        <w:rPr>
+          <w:b w:val="0"/>
+        </w:rPr>
+        <w:t xml:space="preserve">For your Responsible Plant </w:t>
+      </w:r>
+      <w:r>
+        <w:rPr>
+          <w:b/>
+        </w:rPr>
+        <w:t>Class</w:t>
+      </w:r>
+      <w:r>
+        <w:rPr>
+          <w:b w:val="0"/>
+        </w:rPr>
+        <w:t xml:space="preserve">ifier, save the </w:t>
+      </w:r>
+      <w:r>
+        <w:rPr>
+          <w:b/>
+        </w:rPr>
+        <w:t>input</w:t>
+      </w:r>
+      <w:r>
+        <w:rPr>
+          <w:b w:val="0"/>
+        </w:rPr>
+        <w:t>, procedure, observed result and limitation of this check.</w:t>
+      </w:r>
+    </w:p>
+    <w:p>
+      <w:pPr>
+        <w:spacing w:line="336" w:lineRule="auto" w:after="180"/>
+      </w:pPr>
+      <w:r>
+        <w:rPr>
+          <w:b w:val="0"/>
+        </w:rPr>
+        <w:t xml:space="preserve">Label this worked example as practice; use a different, previously unreviewed case when checking independent understanding. Draw your </w:t>
+      </w:r>
+      <w:r>
+        <w:rPr>
+          <w:b/>
+        </w:rPr>
+        <w:t>input</w:t>
+      </w:r>
+      <w:r>
+        <w:rPr>
+          <w:b w:val="0"/>
+        </w:rPr>
+        <w:t>, deciding step, result and limit.</w:t>
+      </w:r>
+    </w:p>
+    <w:p>
+      <w:pPr>
+        <w:spacing w:line="336" w:lineRule="auto" w:after="180"/>
+      </w:pPr>
+      <w:r>
+        <w:rPr>
+          <w:b w:val="0"/>
+        </w:rPr>
+        <w:t xml:space="preserve">Supported question: Did </w:t>
+      </w:r>
+      <w:r>
+        <w:rPr>
+          <w:b/>
+        </w:rPr>
+        <w:t>regression</w:t>
+      </w:r>
+      <w:r>
+        <w:rPr>
+          <w:b w:val="0"/>
+        </w:rPr>
+        <w:t xml:space="preserve"> MAE improve when the boundary changed? Point to the relevant step in the picture, then write the changed result and the rule or </w:t>
+      </w:r>
+      <w:r>
+        <w:rPr>
+          <w:b/>
+        </w:rPr>
+        <w:t>evidence</w:t>
+      </w:r>
+      <w:r>
+        <w:rPr>
+          <w:b w:val="0"/>
+        </w:rPr>
+        <w:t xml:space="preserve"> that supports it.</w:t>
+      </w:r>
+    </w:p>
+    <w:p>
+      <w:pPr>
+        <w:spacing w:line="336" w:lineRule="auto" w:after="180"/>
+        <w:shd w:fill="F5F1FB"/>
+      </w:pPr>
+      <w:r>
+        <w:rPr>
+          <w:b w:val="0"/>
+        </w:rPr>
+        <w:t xml:space="preserve">Draw your project trace and justify the deciding step using </w:t>
+      </w:r>
+      <w:r>
+        <w:rPr>
+          <w:b/>
+        </w:rPr>
+        <w:t>evidence</w:t>
+      </w:r>
+      <w:r>
+        <w:rPr>
+          <w:b w:val="0"/>
+        </w:rPr>
+        <w:t>.</w:t>
       </w:r>
     </w:p>
     <w:sectPr>
